--- a/Report/Final_Technical_Report_Semester_2v0.4.docx
+++ b/Report/Final_Technical_Report_Semester_2v0.4.docx
@@ -15916,216 +15916,37 @@
           <w:rFonts w:ascii="Garamond" w:hAnsi="Garamond"/>
           <w:sz w:val="24"/>
           <w:szCs w:val="24"/>
-          <w:lang w:val="en-GB"/>
-        </w:rPr>
-      </w:pPr>
-      <w:r>
-        <w:rPr>
-          <w:rFonts w:ascii="Garamond" w:hAnsi="Garamond"/>
-          <w:sz w:val="24"/>
-          <w:szCs w:val="24"/>
-          <w:lang w:val="en-GB"/>
-        </w:rPr>
-        <w:t xml:space="preserve">The </w:t>
-      </w:r>
-      <w:r>
-        <w:rPr>
-          <w:rFonts w:ascii="Garamond" w:hAnsi="Garamond"/>
-          <w:sz w:val="24"/>
-          <w:szCs w:val="24"/>
-          <w:lang w:val="en-GB"/>
-        </w:rPr>
-        <w:t>overarching aim</w:t>
-      </w:r>
-      <w:r>
-        <w:rPr>
-          <w:rFonts w:ascii="Garamond" w:hAnsi="Garamond"/>
-          <w:sz w:val="24"/>
-          <w:szCs w:val="24"/>
-          <w:lang w:val="en-GB"/>
-        </w:rPr>
-        <w:t xml:space="preserve"> of this project was to investigate how effectively Bluetooth Low Energy and GPS could work together to provide seamless location tagging.</w:t>
-      </w:r>
-    </w:p>
-    <w:p>
-      <w:pPr>
-        <w:spacing w:line="360" w:lineRule="auto"/>
-        <w:jc w:val="both"/>
-        <w:rPr>
-          <w:rFonts w:ascii="Garamond" w:hAnsi="Garamond"/>
-          <w:sz w:val="24"/>
-          <w:szCs w:val="24"/>
-          <w:lang w:val="en-GB"/>
-        </w:rPr>
-      </w:pPr>
-      <w:r>
-        <w:rPr>
-          <w:rFonts w:ascii="Garamond" w:hAnsi="Garamond"/>
-          <w:sz w:val="24"/>
-          <w:szCs w:val="24"/>
-          <w:lang w:val="en-GB"/>
-        </w:rPr>
-        <w:t xml:space="preserve">The ESP32 platform was successfully configured and used to implement serial communication and </w:t>
-      </w:r>
-      <w:r>
-        <w:rPr>
-          <w:rFonts w:ascii="Garamond" w:hAnsi="Garamond"/>
-          <w:sz w:val="24"/>
-          <w:szCs w:val="24"/>
-          <w:lang w:val="en-GB"/>
-        </w:rPr>
-        <w:t xml:space="preserve"> act as a </w:t>
-      </w:r>
-      <w:r>
-        <w:rPr>
-          <w:rFonts w:ascii="Garamond" w:hAnsi="Garamond"/>
-          <w:sz w:val="24"/>
-          <w:szCs w:val="24"/>
-          <w:lang w:val="en-GB"/>
-        </w:rPr>
-        <w:t>core system</w:t>
-      </w:r>
-      <w:r>
-        <w:rPr>
-          <w:rFonts w:ascii="Garamond" w:hAnsi="Garamond"/>
-          <w:sz w:val="24"/>
-          <w:szCs w:val="24"/>
-          <w:lang w:val="en-GB"/>
-        </w:rPr>
-        <w:t xml:space="preserve"> bridge to external components.</w:t>
-      </w:r>
-    </w:p>
-    <w:p>
-      <w:pPr>
-        <w:spacing w:line="360" w:lineRule="auto"/>
-        <w:jc w:val="both"/>
-        <w:rPr>
-          <w:rFonts w:ascii="Garamond" w:hAnsi="Garamond"/>
-          <w:sz w:val="24"/>
-          <w:szCs w:val="24"/>
-          <w:lang w:val="en-GB"/>
-        </w:rPr>
-      </w:pPr>
-      <w:r>
-        <w:rPr>
-          <w:rFonts w:ascii="Garamond" w:hAnsi="Garamond"/>
-          <w:sz w:val="24"/>
-          <w:szCs w:val="24"/>
-          <w:lang w:val="en-GB"/>
-        </w:rPr>
-        <w:t>The BLE subsystem achieved partial success, with communication established and</w:t>
-      </w:r>
-      <w:r>
-        <w:rPr>
-          <w:rFonts w:ascii="Garamond" w:hAnsi="Garamond"/>
-          <w:sz w:val="24"/>
-          <w:szCs w:val="24"/>
-          <w:lang w:val="en-GB"/>
-        </w:rPr>
-        <w:t xml:space="preserve"> the</w:t>
-      </w:r>
-      <w:r>
-        <w:rPr>
-          <w:rFonts w:ascii="Garamond" w:hAnsi="Garamond"/>
-          <w:sz w:val="24"/>
-          <w:szCs w:val="24"/>
-          <w:lang w:val="en-GB"/>
-        </w:rPr>
-        <w:t xml:space="preserve"> detection logic validated under controlled conditions</w:t>
-      </w:r>
-      <w:r>
-        <w:rPr>
-          <w:rFonts w:ascii="Garamond" w:hAnsi="Garamond"/>
-          <w:sz w:val="24"/>
-          <w:szCs w:val="24"/>
-          <w:lang w:val="en-GB"/>
-        </w:rPr>
-        <w:t xml:space="preserve"> using predefined values</w:t>
-      </w:r>
-      <w:r>
-        <w:rPr>
-          <w:rFonts w:ascii="Garamond" w:hAnsi="Garamond"/>
-          <w:sz w:val="24"/>
-          <w:szCs w:val="24"/>
-          <w:lang w:val="en-GB"/>
-        </w:rPr>
-        <w:t>. However, limitations in the AT-09 module, particularly MAC address instability, prevented consistent real-world tracking.</w:t>
-      </w:r>
-    </w:p>
-    <w:p>
-      <w:pPr>
-        <w:spacing w:line="360" w:lineRule="auto"/>
-        <w:jc w:val="both"/>
-        <w:rPr>
-          <w:rFonts w:ascii="Garamond" w:hAnsi="Garamond"/>
-          <w:sz w:val="24"/>
-          <w:szCs w:val="24"/>
-          <w:lang w:val="en-GB"/>
-        </w:rPr>
-      </w:pPr>
-      <w:r>
-        <w:rPr>
-          <w:rFonts w:ascii="Garamond" w:hAnsi="Garamond"/>
-          <w:sz w:val="24"/>
-          <w:szCs w:val="24"/>
-          <w:lang w:val="en-GB"/>
-        </w:rPr>
-        <w:t>The GPS subsystem did not produce valid NMEA output, although consistent data reception indicated that communication was active. This suggests a low-level compatibility or data interpretation issue rather than a complete failure.</w:t>
-      </w:r>
-    </w:p>
-    <w:p>
-      <w:pPr>
-        <w:spacing w:line="360" w:lineRule="auto"/>
-        <w:jc w:val="both"/>
-        <w:rPr>
-          <w:rFonts w:ascii="Garamond" w:hAnsi="Garamond"/>
-          <w:sz w:val="24"/>
-          <w:szCs w:val="24"/>
-          <w:lang w:val="en-GB"/>
-        </w:rPr>
-      </w:pPr>
-      <w:r>
-        <w:rPr>
-          <w:rFonts w:ascii="Garamond" w:hAnsi="Garamond"/>
-          <w:sz w:val="24"/>
-          <w:szCs w:val="24"/>
-          <w:lang w:val="en-GB"/>
-        </w:rPr>
-        <w:t xml:space="preserve">Despite </w:t>
-      </w:r>
-      <w:r>
-        <w:rPr>
-          <w:rFonts w:ascii="Garamond" w:hAnsi="Garamond"/>
-          <w:sz w:val="24"/>
-          <w:szCs w:val="24"/>
-          <w:lang w:val="en-GB"/>
-        </w:rPr>
-        <w:t>full system integration not</w:t>
-      </w:r>
-      <w:r>
-        <w:rPr>
-          <w:rFonts w:ascii="Garamond" w:hAnsi="Garamond"/>
-          <w:sz w:val="24"/>
-          <w:szCs w:val="24"/>
-          <w:lang w:val="en-GB"/>
-        </w:rPr>
-        <w:t xml:space="preserve"> being</w:t>
-      </w:r>
-      <w:r>
-        <w:rPr>
-          <w:rFonts w:ascii="Garamond" w:hAnsi="Garamond"/>
-          <w:sz w:val="24"/>
-          <w:szCs w:val="24"/>
-          <w:lang w:val="en-GB"/>
-        </w:rPr>
-        <w:t xml:space="preserve"> achieved, key aspects of the system were successfully demonstrated. The BLE detection logic and system design were validated, and the challenges encountered provided useful insight into real</w:t>
-      </w:r>
-      <w:r>
-        <w:rPr>
-          <w:rFonts w:ascii="Garamond" w:hAnsi="Garamond"/>
-          <w:sz w:val="24"/>
-          <w:szCs w:val="24"/>
-          <w:lang w:val="en-GB"/>
+        </w:rPr>
+      </w:pPr>
+      <w:r>
+        <w:rPr>
+          <w:rFonts w:ascii="Garamond" w:hAnsi="Garamond"/>
+          <w:sz w:val="24"/>
+          <w:szCs w:val="24"/>
+        </w:rPr>
+        <w:t xml:space="preserve">From a system design perspective, the hybrid BLE/GPS model is conceptually valid and technically sound, as it </w:t>
+      </w:r>
+      <w:r>
+        <w:rPr>
+          <w:rFonts w:ascii="Garamond" w:hAnsi="Garamond"/>
+          <w:sz w:val="24"/>
+          <w:szCs w:val="24"/>
+        </w:rPr>
+        <w:t>uses</w:t>
+      </w:r>
+      <w:r>
+        <w:rPr>
+          <w:rFonts w:ascii="Garamond" w:hAnsi="Garamond"/>
+          <w:sz w:val="24"/>
+          <w:szCs w:val="24"/>
+        </w:rPr>
+        <w:t xml:space="preserve"> the complementary strengths of both technologies</w:t>
+      </w:r>
+      <w:r>
+        <w:rPr>
+          <w:rFonts w:ascii="Garamond" w:hAnsi="Garamond"/>
+          <w:sz w:val="24"/>
+          <w:szCs w:val="24"/>
         </w:rPr>
         <w:t xml:space="preserve"> </w:t>
       </w:r>
@@ -16134,9 +15955,136 @@
           <w:rFonts w:ascii="Garamond" w:hAnsi="Garamond"/>
           <w:sz w:val="24"/>
           <w:szCs w:val="24"/>
-          <w:lang w:val="en-GB"/>
-        </w:rPr>
-        <w:t>world hardware limitations.</w:t>
+        </w:rPr>
+        <w:t>to counteract the weaknesses. The proposed handshake mechanism, where BLE proximity loss triggers GPS verification, forms a solid deterministic decision model which is capable of distinguishing between genuine departure events, false BLE signal losses due to environmental interference and arrival/departure from geofenced locations.</w:t>
+      </w:r>
+    </w:p>
+    <w:p>
+      <w:pPr>
+        <w:pStyle w:val="Heading2"/>
+        <w:spacing w:line="360" w:lineRule="auto"/>
+        <w:jc w:val="both"/>
+        <w:rPr>
+          <w:rFonts w:ascii="Garamond" w:hAnsi="Garamond"/>
+          <w:lang w:val="en-GB"/>
+        </w:rPr>
+      </w:pPr>
+      <w:r>
+        <w:rPr>
+          <w:rFonts w:ascii="Garamond" w:hAnsi="Garamond"/>
+          <w:lang w:val="en-GB"/>
+        </w:rPr>
+        <w:t>7.1</w:t>
+      </w:r>
+      <w:r>
+        <w:rPr>
+          <w:rFonts w:ascii="Garamond" w:hAnsi="Garamond"/>
+          <w:lang w:val="en-GB"/>
+        </w:rPr>
+        <w:t>.</w:t>
+      </w:r>
+      <w:r>
+        <w:rPr>
+          <w:rFonts w:ascii="Garamond" w:hAnsi="Garamond"/>
+          <w:lang w:val="en-GB"/>
+        </w:rPr>
+        <w:tab/>
+      </w:r>
+      <w:r>
+        <w:rPr>
+          <w:rFonts w:ascii="Garamond" w:hAnsi="Garamond"/>
+          <w:lang w:val="en-GB"/>
+        </w:rPr>
+        <w:t>Key Findings</w:t>
+      </w:r>
+    </w:p>
+    <w:p>
+      <w:pPr>
+        <w:jc w:val="both"/>
+        <w:rPr>
+          <w:rFonts w:ascii="Garamond" w:hAnsi="Garamond"/>
+          <w:sz w:val="24"/>
+          <w:szCs w:val="24"/>
+          <w:lang w:val="en-GB"/>
+        </w:rPr>
+      </w:pPr>
+      <w:r>
+        <w:rPr>
+          <w:rFonts w:ascii="Garamond" w:hAnsi="Garamond"/>
+          <w:sz w:val="24"/>
+          <w:szCs w:val="24"/>
+          <w:lang w:val="en-GB"/>
+        </w:rPr>
+        <w:t xml:space="preserve">The BLE subsystem successfully demonstrated reliable RSSI based proximity detection at sub 500ms scan intervals. Valid proximity classification was regularly </w:t>
+      </w:r>
+      <w:r>
+        <w:rPr>
+          <w:rFonts w:ascii="Garamond" w:hAnsi="Garamond"/>
+          <w:sz w:val="24"/>
+          <w:szCs w:val="24"/>
+          <w:lang w:val="en-GB"/>
+        </w:rPr>
+        <w:t>shown, however, the BLE module being used in the demonstration exhibited randomisation of its MAC address – a security feature regularly associated with low-cost Bluetooth modules.</w:t>
+      </w:r>
+    </w:p>
+    <w:p>
+      <w:pPr>
+        <w:jc w:val="both"/>
+        <w:rPr>
+          <w:rFonts w:ascii="Garamond" w:hAnsi="Garamond"/>
+          <w:sz w:val="24"/>
+          <w:szCs w:val="24"/>
+          <w:lang w:val="en-GB"/>
+        </w:rPr>
+      </w:pPr>
+      <w:r>
+        <w:rPr>
+          <w:rFonts w:ascii="Garamond" w:hAnsi="Garamond"/>
+          <w:sz w:val="24"/>
+          <w:szCs w:val="24"/>
+          <w:lang w:val="en-GB"/>
+        </w:rPr>
+        <w:t xml:space="preserve">In contrast, the GPS subsystem failed to produce any valid NMEA outputs as anticipated, despite confirmed power, satellite activity and continuous data transmission. Extensive debugging was carried out across multiple BAUD rates, multiple parsing and character libraries were installed, and various module configurations were tested, however, none were successful. </w:t>
+      </w:r>
+    </w:p>
+    <w:p>
+      <w:pPr>
+        <w:jc w:val="both"/>
+        <w:rPr>
+          <w:rFonts w:ascii="Garamond" w:hAnsi="Garamond"/>
+          <w:sz w:val="24"/>
+          <w:szCs w:val="24"/>
+          <w:lang w:val="en-GB"/>
+        </w:rPr>
+      </w:pPr>
+      <w:r>
+        <w:rPr>
+          <w:rFonts w:ascii="Garamond" w:hAnsi="Garamond"/>
+          <w:sz w:val="24"/>
+          <w:szCs w:val="24"/>
+          <w:lang w:val="en-GB"/>
+        </w:rPr>
+        <w:t xml:space="preserve">This indicated a </w:t>
+      </w:r>
+      <w:proofErr w:type="gramStart"/>
+      <w:r>
+        <w:rPr>
+          <w:rFonts w:ascii="Garamond" w:hAnsi="Garamond"/>
+          <w:sz w:val="24"/>
+          <w:szCs w:val="24"/>
+          <w:lang w:val="en-GB"/>
+        </w:rPr>
+        <w:t>low level</w:t>
+      </w:r>
+      <w:proofErr w:type="gramEnd"/>
+      <w:r>
+        <w:rPr>
+          <w:rFonts w:ascii="Garamond" w:hAnsi="Garamond"/>
+          <w:sz w:val="24"/>
+          <w:szCs w:val="24"/>
+          <w:lang w:val="en-GB"/>
+        </w:rPr>
+        <w:t xml:space="preserve"> communication incompatibility issue likely related to UART voltages (due to module mis-labelling), non-standard output protocol or incorrect firmware configuration, however, the incorrectly configured firmware is unlikely due to the multiple tests carried out across multiple GPS modules with the same result. </w:t>
       </w:r>
     </w:p>
     <w:p>
@@ -21221,7 +21169,6 @@
   <w:style w:type="character" w:default="1" w:styleId="DefaultParagraphFont">
     <w:name w:val="Default Paragraph Font"/>
     <w:uiPriority w:val="1"/>
-    <w:semiHidden/>
     <w:unhideWhenUsed/>
   </w:style>
   <w:style w:type="table" w:default="1" w:styleId="TableNormal">
@@ -21837,6 +21784,10 @@
 </file>
 
 <file path=customXml/item1.xml><?xml version="1.0" encoding="utf-8"?>
+<b:Sources xmlns:b="http://schemas.openxmlformats.org/officeDocument/2006/bibliography" xmlns="http://schemas.openxmlformats.org/officeDocument/2006/bibliography" SelectedStyle="\APASixthEditionOfficeOnline.xsl" StyleName="APA" Version="6"/>
+</file>
+
+<file path=customXml/item2.xml><?xml version="1.0" encoding="utf-8"?>
 <p:properties xmlns:p="http://schemas.microsoft.com/office/2006/metadata/properties" xmlns:xsi="http://www.w3.org/2001/XMLSchema-instance" xmlns:pc="http://schemas.microsoft.com/office/infopath/2007/PartnerControls">
   <documentManagement>
     <_activity xmlns="f4dcd64b-812a-41aa-8ee8-975f5f1304d4" xsi:nil="true"/>
@@ -21844,11 +21795,16 @@
 </p:properties>
 </file>
 
-<file path=customXml/item2.xml><?xml version="1.0" encoding="utf-8"?>
-<b:Sources xmlns:b="http://schemas.openxmlformats.org/officeDocument/2006/bibliography" xmlns="http://schemas.openxmlformats.org/officeDocument/2006/bibliography" SelectedStyle="\APASixthEditionOfficeOnline.xsl" StyleName="APA" Version="6"/>
+<file path=customXml/item3.xml><?xml version="1.0" encoding="utf-8"?>
+<?mso-contentType ?>
+<FormTemplates xmlns="http://schemas.microsoft.com/sharepoint/v3/contenttype/forms">
+  <Display>DocumentLibraryForm</Display>
+  <Edit>DocumentLibraryForm</Edit>
+  <New>DocumentLibraryForm</New>
+</FormTemplates>
 </file>
 
-<file path=customXml/item3.xml><?xml version="1.0" encoding="utf-8"?>
+<file path=customXml/item4.xml><?xml version="1.0" encoding="utf-8"?>
 <ct:contentTypeSchema xmlns:ct="http://schemas.microsoft.com/office/2006/metadata/contentType" xmlns:ma="http://schemas.microsoft.com/office/2006/metadata/properties/metaAttributes" ct:_="" ma:_="" ma:contentTypeName="Document" ma:contentTypeID="0x0101006EDC40BDC3F73142A5A8F1C0828A12A8" ma:contentTypeVersion="17" ma:contentTypeDescription="Create a new document." ma:contentTypeScope="" ma:versionID="e763949dddc87ebc2a72f0931ae1c7c2">
   <xsd:schema xmlns:xsd="http://www.w3.org/2001/XMLSchema" xmlns:xs="http://www.w3.org/2001/XMLSchema" xmlns:p="http://schemas.microsoft.com/office/2006/metadata/properties" xmlns:ns3="f4dcd64b-812a-41aa-8ee8-975f5f1304d4" xmlns:ns4="89b8ce3a-d08e-4d47-80a1-0f4aa5750715" targetNamespace="http://schemas.microsoft.com/office/2006/metadata/properties" ma:root="true" ma:fieldsID="800a800883edb3ad7b9f690f11436d0c" ns3:_="" ns4:_="">
     <xsd:import namespace="f4dcd64b-812a-41aa-8ee8-975f5f1304d4"/>
@@ -22093,16 +22049,15 @@
 </ct:contentTypeSchema>
 </file>
 
-<file path=customXml/item4.xml><?xml version="1.0" encoding="utf-8"?>
-<?mso-contentType ?>
-<FormTemplates xmlns="http://schemas.microsoft.com/sharepoint/v3/contenttype/forms">
-  <Display>DocumentLibraryForm</Display>
-  <Edit>DocumentLibraryForm</Edit>
-  <New>DocumentLibraryForm</New>
-</FormTemplates>
+<file path=customXml/itemProps1.xml><?xml version="1.0" encoding="utf-8"?>
+<ds:datastoreItem xmlns:ds="http://schemas.openxmlformats.org/officeDocument/2006/customXml" ds:itemID="{F68C4A05-336F-431D-BD20-F847672C5471}">
+  <ds:schemaRefs>
+    <ds:schemaRef ds:uri="http://schemas.openxmlformats.org/officeDocument/2006/bibliography"/>
+  </ds:schemaRefs>
+</ds:datastoreItem>
 </file>
 
-<file path=customXml/itemProps1.xml><?xml version="1.0" encoding="utf-8"?>
+<file path=customXml/itemProps2.xml><?xml version="1.0" encoding="utf-8"?>
 <ds:datastoreItem xmlns:ds="http://schemas.openxmlformats.org/officeDocument/2006/customXml" ds:itemID="{5AFF2EEB-A28E-4445-9AD5-9D5B40BD8990}">
   <ds:schemaRefs>
     <ds:schemaRef ds:uri="http://schemas.microsoft.com/office/2006/metadata/properties"/>
@@ -22112,15 +22067,15 @@
 </ds:datastoreItem>
 </file>
 
-<file path=customXml/itemProps2.xml><?xml version="1.0" encoding="utf-8"?>
-<ds:datastoreItem xmlns:ds="http://schemas.openxmlformats.org/officeDocument/2006/customXml" ds:itemID="{F68C4A05-336F-431D-BD20-F847672C5471}">
+<file path=customXml/itemProps3.xml><?xml version="1.0" encoding="utf-8"?>
+<ds:datastoreItem xmlns:ds="http://schemas.openxmlformats.org/officeDocument/2006/customXml" ds:itemID="{13DA8F76-6CEC-48E3-A1A4-DB1A0653E052}">
   <ds:schemaRefs>
-    <ds:schemaRef ds:uri="http://schemas.openxmlformats.org/officeDocument/2006/bibliography"/>
+    <ds:schemaRef ds:uri="http://schemas.microsoft.com/sharepoint/v3/contenttype/forms"/>
   </ds:schemaRefs>
 </ds:datastoreItem>
 </file>
 
-<file path=customXml/itemProps3.xml><?xml version="1.0" encoding="utf-8"?>
+<file path=customXml/itemProps4.xml><?xml version="1.0" encoding="utf-8"?>
 <ds:datastoreItem xmlns:ds="http://schemas.openxmlformats.org/officeDocument/2006/customXml" ds:itemID="{3A3EB03D-8B59-4676-8841-AE4C6957F57B}">
   <ds:schemaRefs>
     <ds:schemaRef ds:uri="http://schemas.microsoft.com/office/2006/metadata/contentType"/>
@@ -22139,14 +22094,6 @@
 </ds:datastoreItem>
 </file>
 
-<file path=customXml/itemProps4.xml><?xml version="1.0" encoding="utf-8"?>
-<ds:datastoreItem xmlns:ds="http://schemas.openxmlformats.org/officeDocument/2006/customXml" ds:itemID="{13DA8F76-6CEC-48E3-A1A4-DB1A0653E052}">
-  <ds:schemaRefs>
-    <ds:schemaRef ds:uri="http://schemas.microsoft.com/sharepoint/v3/contenttype/forms"/>
-  </ds:schemaRefs>
-</ds:datastoreItem>
-</file>
-
 <file path=docMetadata/LabelInfo.xml><?xml version="1.0" encoding="utf-8"?>
 <clbl:labelList xmlns:clbl="http://schemas.microsoft.com/office/2020/mipLabelMetadata">
   <clbl:label id="{47855545-00bb-4800-a65f-e79104ec0fc4}" enabled="0" method="" siteId="{47855545-00bb-4800-a65f-e79104ec0fc4}" removed="1"/>

--- a/Report/Final_Technical_Report_Semester_2v0.4.docx
+++ b/Report/Final_Technical_Report_Semester_2v0.4.docx
@@ -6104,7 +6104,7 @@
                 <w:sz w:val="24"/>
                 <w:szCs w:val="24"/>
               </w:rPr>
-              <w:instrText xml:space="preserve"> ADDIN ZOTERO_ITEM CSL_CITATION {"citationID":"4xm8mvt1","properties":{"formattedCitation":"(Chai, An and Du, 2016)","plainCitation":"(Chai, An and Du, 2016)","noteIndex":0},"citationItems":[{"id":206,"uris":["http://zotero.org/users/local/zf8G5rYS/items/C6I5Q7X5"],"itemData":{"id":206,"type":"paper-conference","abstract":"As the Bluetooth technology evolves to its 4.0 version, great applicational opportunities emerge based on the inquiry of Received Signal Strength Index (RSSI). In this paper, a positioning algorithm using Bluetooth Low Energy RSSI is proposed for indoor application. First in our algorithm, RSSI value is pre-processed: outliers of RSSI are removed, and...","DOI":"10.2991/amsee-16.2016.72","event-title":"2016 International Conference on Advanced Materials Science and Environmental Engineering","ISBN":"978-94-6252-209-1","language":"en","note":"ISSN: 2352-5401","page":"274-276","publisher":"Atlantis Press","source":"www.atlantis-press.com","title":"An Indoor Positioning Algorithm using Bluetooth Low Energy RSSI","URL":"https://www.atlantis-press.com/proceedings/amsee-16/25858154","author":[{"family":"Chai","given":"Song"},{"family":"An","given":"Renbo"},{"family":"Du","given":"Zhengzhong"}],"accessed":{"date-parts":[["2025",12,10]]},"issued":{"date-parts":[["2016",4]]}}}],"schema":"https://github.com/citation-style-language/schema/raw/master/csl-citation.json"} </w:instrText>
+              <w:instrText xml:space="preserve"> ADDIN ZOTERO_ITEM CSL_CITATION {"citationID":"4xm8mvt1","properties":{"formattedCitation":"(Chai, An and Du, 2016)","plainCitation":"(Chai, An and Du, 2016)","noteIndex":0},"citationItems":[{"id":206,"uris":["http://zotero.org/users/local/zf8G5rYS/items/C6I5Q7X5"],"itemData":{"id":206,"type":"paper-conference","abstract":"As the Bluetooth technology evolves to its 4.0 version, great applicational opportunities emerge based on the inquiry of Received Signal Strength Index (RSSI). In this paper, a positioning algorithm using Bluetooth Low Energy RSSI is proposed for indoor application. First in our algorithm, RSSI value is pre-processed: outliers of RSSI are removed, and...","DOI":"10.2991/amsee-16.2016.72","event-title":"2016 International Conference on Advanced Materials Science and Environmental Engineering","ISBN":"978-94-6252-209-1","ISSN":"2352-5401","language":"en","page":"274-276","publisher":"Atlantis Press","source":"www.atlantis-press.com","title":"An Indoor Positioning Algorithm using Bluetooth Low Energy RSSI","URL":"https://www.atlantis-press.com/proceedings/amsee-16/25858154","author":[{"family":"Chai","given":"Song"},{"family":"An","given":"Renbo"},{"family":"Du","given":"Zhengzhong"}],"accessed":{"date-parts":[["2025",12,10]]},"issued":{"date-parts":[["2016",4]]}}}],"schema":"https://github.com/citation-style-language/schema/raw/master/csl-citation.json"} </w:instrText>
             </w:r>
             <w:r>
               <w:rPr>
@@ -6834,7 +6834,7 @@
                 <w:sz w:val="24"/>
                 <w:szCs w:val="24"/>
               </w:rPr>
-              <w:instrText xml:space="preserve"> ADDIN ZOTERO_ITEM CSL_CITATION {"citationID":"rbR2XL0K","properties":{"formattedCitation":"({\\i{}Definition of HERTZ}, 2025)","plainCitation":"(Definition of HERTZ, 2025)","noteIndex":0},"citationItems":[{"id":223,"uris":["http://zotero.org/users/local/zf8G5rYS/items/4IJCVK3F"],"itemData":{"id":223,"type":"webpage","abstract":"a unit of frequency equal to one cycle per second —abbreviation Hz… See the full definition","language":"en","title":"Definition of HERTZ","URL":"https://www.merriam-webster.com/dictionary/hertz","accessed":{"date-parts":[["2025",12,10]]},"issued":{"date-parts":[["2025",12,2]]}}}],"schema":"https://github.com/citation-style-language/schema/raw/master/csl-citation.json"} </w:instrText>
+              <w:instrText xml:space="preserve"> ADDIN ZOTERO_ITEM CSL_CITATION {"citationID":"rbR2XL0K","properties":{"formattedCitation":"({\\i{}Definition of HERTZ}, 2025)","plainCitation":"(Definition of HERTZ, 2025)","dontUpdate":true,"noteIndex":0},"citationItems":[{"id":223,"uris":["http://zotero.org/users/local/zf8G5rYS/items/4IJCVK3F"],"itemData":{"id":223,"type":"webpage","abstract":"a unit of frequency equal to one cycle per second —abbreviation Hz… See the full definition","language":"en","title":"Definition of HERTZ","URL":"https://www.merriam-webster.com/dictionary/hertz","accessed":{"date-parts":[["2025",12,10]]},"issued":{"date-parts":[["2025",12,2]]}}}],"schema":"https://github.com/citation-style-language/schema/raw/master/csl-citation.json"} </w:instrText>
             </w:r>
             <w:r>
               <w:rPr>
@@ -8844,7 +8844,7 @@
           <w:szCs w:val="24"/>
           <w:lang w:val="en-GB"/>
         </w:rPr>
-        <w:instrText xml:space="preserve"> ADDIN ZOTERO_ITEM CSL_CITATION {"citationID":"nVzIv8Nm","properties":{"formattedCitation":"(Active Research Ltd., 2015)","plainCitation":"(Active Research Ltd., 2015)","noteIndex":0},"citationItems":[{"id":231,"uris":["http://zotero.org/users/local/zf8G5rYS/items/LKVRUD92"],"itemData":{"id":231,"type":"report","event-place":"Poole, Dorset, UK","page":"13","publisher-place":"Poole, Dorset, UK","title":"NMEA 0183 Information Sheet: Everything you wanted to know about NMEA 0183 (but were afraid to ask)","title-short":"NMEA 0183 Information Sheet","URL":"https://actisense.com/wp-content/uploads/2020/01/NMEA-0183-Information-sheet-issue-4-1-1.pdf","author":[{"family":"Active Research Ltd.","given":"(Actisense)"}],"accessed":{"date-parts":[["2025",11,25]]},"issued":{"date-parts":[["2015"]]}}}],"schema":"https://github.com/citation-style-language/schema/raw/master/csl-citation.json"} </w:instrText>
+        <w:instrText xml:space="preserve"> ADDIN ZOTERO_ITEM CSL_CITATION {"citationID":"nVzIv8Nm","properties":{"formattedCitation":"(Active Research Ltd., 2015)","plainCitation":"(Active Research Ltd., 2015)","noteIndex":0},"citationItems":[{"id":231,"uris":["http://zotero.org/users/local/zf8G5rYS/items/LKVRUD92"],"itemData":{"id":231,"type":"report","page":"13","publisher-place":"Poole, Dorset, UK","title":"NMEA 0183 Information Sheet: Everything you wanted to know about NMEA 0183 (but were afraid to ask)","title-short":"NMEA 0183 Information Sheet","URL":"https://actisense.com/wp-content/uploads/2020/01/NMEA-0183-Information-sheet-issue-4-1-1.pdf","author":[{"family":"Active Research Ltd.","given":"(Actisense)"}],"accessed":{"date-parts":[["2025",11,25]]},"issued":{"date-parts":[["2015"]]}}}],"schema":"https://github.com/citation-style-language/schema/raw/master/csl-citation.json"} </w:instrText>
       </w:r>
       <w:r>
         <w:rPr>
@@ -9973,7 +9973,7 @@
           <w:sz w:val="24"/>
           <w:szCs w:val="24"/>
         </w:rPr>
-        <w:instrText xml:space="preserve"> ADDIN ZOTERO_ITEM CSL_CITATION {"citationID":"sAOh9MUX","properties":{"formattedCitation":"(Active Research Ltd., 2015)","plainCitation":"(Active Research Ltd., 2015)","noteIndex":0},"citationItems":[{"id":231,"uris":["http://zotero.org/users/local/zf8G5rYS/items/LKVRUD92"],"itemData":{"id":231,"type":"report","event-place":"Poole, Dorset, UK","page":"13","publisher-place":"Poole, Dorset, UK","title":"NMEA 0183 Information Sheet: Everything you wanted to know about NMEA 0183 (but were afraid to ask)","title-short":"NMEA 0183 Information Sheet","URL":"https://actisense.com/wp-content/uploads/2020/01/NMEA-0183-Information-sheet-issue-4-1-1.pdf","author":[{"family":"Active Research Ltd.","given":"(Actisense)"}],"accessed":{"date-parts":[["2025",11,25]]},"issued":{"date-parts":[["2015"]]}}}],"schema":"https://github.com/citation-style-language/schema/raw/master/csl-citation.json"} </w:instrText>
+        <w:instrText xml:space="preserve"> ADDIN ZOTERO_ITEM CSL_CITATION {"citationID":"sAOh9MUX","properties":{"formattedCitation":"(Active Research Ltd., 2015)","plainCitation":"(Active Research Ltd., 2015)","noteIndex":0},"citationItems":[{"id":231,"uris":["http://zotero.org/users/local/zf8G5rYS/items/LKVRUD92"],"itemData":{"id":231,"type":"report","page":"13","publisher-place":"Poole, Dorset, UK","title":"NMEA 0183 Information Sheet: Everything you wanted to know about NMEA 0183 (but were afraid to ask)","title-short":"NMEA 0183 Information Sheet","URL":"https://actisense.com/wp-content/uploads/2020/01/NMEA-0183-Information-sheet-issue-4-1-1.pdf","author":[{"family":"Active Research Ltd.","given":"(Actisense)"}],"accessed":{"date-parts":[["2025",11,25]]},"issued":{"date-parts":[["2015"]]}}}],"schema":"https://github.com/citation-style-language/schema/raw/master/csl-citation.json"} </w:instrText>
       </w:r>
       <w:r>
         <w:rPr>
@@ -10459,27 +10459,7 @@
           <w:szCs w:val="24"/>
           <w:lang w:val="en-GB"/>
         </w:rPr>
-        <w:t xml:space="preserve">the tag has genuinely moved out of </w:t>
-      </w:r>
-      <w:proofErr w:type="gramStart"/>
-      <w:r>
-        <w:rPr>
-          <w:rFonts w:ascii="Garamond" w:hAnsi="Garamond"/>
-          <w:sz w:val="24"/>
-          <w:szCs w:val="24"/>
-          <w:lang w:val="en-GB"/>
-        </w:rPr>
-        <w:t>range</w:t>
-      </w:r>
-      <w:proofErr w:type="gramEnd"/>
-      <w:r>
-        <w:rPr>
-          <w:rFonts w:ascii="Garamond" w:hAnsi="Garamond"/>
-          <w:sz w:val="24"/>
-          <w:szCs w:val="24"/>
-          <w:lang w:val="en-GB"/>
-        </w:rPr>
-        <w:t xml:space="preserve"> and the GPS position indicates that the user has left the area</w:t>
+        <w:t>the tag has genuinely moved out of range and the GPS position indicates that the user has left the area</w:t>
       </w:r>
     </w:p>
     <w:p>
@@ -14046,7 +14026,6 @@
         </w:rPr>
         <w:t xml:space="preserve">To eliminate interference from other components or software complexity, all non-essential hardware connections were </w:t>
       </w:r>
-      <w:proofErr w:type="gramStart"/>
       <w:r>
         <w:rPr>
           <w:rFonts w:ascii="Garamond" w:hAnsi="Garamond"/>
@@ -14056,7 +14035,6 @@
         </w:rPr>
         <w:t>removed</w:t>
       </w:r>
-      <w:proofErr w:type="gramEnd"/>
       <w:r>
         <w:rPr>
           <w:rFonts w:ascii="Garamond" w:hAnsi="Garamond"/>
@@ -15349,27 +15327,7 @@
           <w:szCs w:val="24"/>
           <w:lang w:val="en-GB"/>
         </w:rPr>
-        <w:t xml:space="preserve">During the process of extended testing of the BLE module, a </w:t>
-      </w:r>
-      <w:proofErr w:type="gramStart"/>
-      <w:r>
-        <w:rPr>
-          <w:rFonts w:ascii="Garamond" w:hAnsi="Garamond"/>
-          <w:sz w:val="24"/>
-          <w:szCs w:val="24"/>
-          <w:lang w:val="en-GB"/>
-        </w:rPr>
-        <w:t>further more</w:t>
-      </w:r>
-      <w:proofErr w:type="gramEnd"/>
-      <w:r>
-        <w:rPr>
-          <w:rFonts w:ascii="Garamond" w:hAnsi="Garamond"/>
-          <w:sz w:val="24"/>
-          <w:szCs w:val="24"/>
-          <w:lang w:val="en-GB"/>
-        </w:rPr>
-        <w:t xml:space="preserve"> significant issue was discovered. The MAC address of the BLE module would change every few minutes which would lead to a lost signal. The module would then reappear under a different MAC address.</w:t>
+        <w:t>During the process of extended testing of the BLE module, a further more significant issue was discovered. The MAC address of the BLE module would change every few minutes which would lead to a lost signal. The module would then reappear under a different MAC address.</w:t>
       </w:r>
     </w:p>
     <w:p>
@@ -15859,20 +15817,8 @@
           <w:szCs w:val="24"/>
           <w:lang w:val="en-GB"/>
         </w:rPr>
-        <w:t xml:space="preserve">Due to the nature of the cheap component, hard-coding a MAC address onto it was not possible. After further investigation into the device, it was assumed that the changing MAC address was a preconfigured security feature built into the firmware of the BLE module that could not be altered or removed. </w:t>
-      </w:r>
-    </w:p>
-    <w:p>
-      <w:pPr>
-        <w:spacing w:line="360" w:lineRule="auto"/>
-        <w:jc w:val="both"/>
-        <w:rPr>
-          <w:rFonts w:ascii="Garamond" w:hAnsi="Garamond"/>
-          <w:sz w:val="24"/>
-          <w:szCs w:val="24"/>
-          <w:lang w:val="en-GB"/>
-        </w:rPr>
-      </w:pPr>
+        <w:t>Due to the nature of the cheap component, hard-coding a MAC address onto it was not possible. After further investigation into the device, it was assumed that the changing MAC address was a preconfigured security feature built into the firmware of the BLE module that could not be altered or removed.</w:t>
+      </w:r>
     </w:p>
     <w:p>
       <w:pPr>
@@ -15890,6 +15836,7 @@
           <w:rFonts w:ascii="Garamond" w:hAnsi="Garamond"/>
           <w:lang w:val="en-GB"/>
         </w:rPr>
+        <w:lastRenderedPageBreak/>
         <w:t>7.</w:t>
       </w:r>
       <w:r>
@@ -15899,14 +15846,14 @@
         </w:rPr>
         <w:tab/>
       </w:r>
-      <w:r>
-        <w:rPr>
-          <w:rFonts w:ascii="Garamond" w:hAnsi="Garamond"/>
-          <w:lang w:val="en-GB"/>
-        </w:rPr>
-        <w:t>Conclusion</w:t>
-      </w:r>
       <w:bookmarkEnd w:id="46"/>
+      <w:r>
+        <w:rPr>
+          <w:rFonts w:ascii="Garamond" w:hAnsi="Garamond"/>
+          <w:lang w:val="en-GB"/>
+        </w:rPr>
+        <w:t>Project Conclusion</w:t>
+      </w:r>
     </w:p>
     <w:p>
       <w:pPr>
@@ -15916,48 +15863,145 @@
           <w:rFonts w:ascii="Garamond" w:hAnsi="Garamond"/>
           <w:sz w:val="24"/>
           <w:szCs w:val="24"/>
-        </w:rPr>
-      </w:pPr>
-      <w:r>
-        <w:rPr>
-          <w:rFonts w:ascii="Garamond" w:hAnsi="Garamond"/>
-          <w:sz w:val="24"/>
-          <w:szCs w:val="24"/>
-        </w:rPr>
-        <w:t xml:space="preserve">From a system design perspective, the hybrid BLE/GPS model is conceptually valid and technically sound, as it </w:t>
-      </w:r>
-      <w:r>
-        <w:rPr>
-          <w:rFonts w:ascii="Garamond" w:hAnsi="Garamond"/>
-          <w:sz w:val="24"/>
-          <w:szCs w:val="24"/>
-        </w:rPr>
-        <w:t>uses</w:t>
-      </w:r>
-      <w:r>
-        <w:rPr>
-          <w:rFonts w:ascii="Garamond" w:hAnsi="Garamond"/>
-          <w:sz w:val="24"/>
-          <w:szCs w:val="24"/>
-        </w:rPr>
-        <w:t xml:space="preserve"> the complementary strengths of both technologies</w:t>
-      </w:r>
-      <w:r>
-        <w:rPr>
-          <w:rFonts w:ascii="Garamond" w:hAnsi="Garamond"/>
-          <w:sz w:val="24"/>
-          <w:szCs w:val="24"/>
-        </w:rPr>
-        <w:t xml:space="preserve"> </w:t>
-      </w:r>
-      <w:r>
-        <w:rPr>
-          <w:rFonts w:ascii="Garamond" w:hAnsi="Garamond"/>
-          <w:sz w:val="24"/>
-          <w:szCs w:val="24"/>
-        </w:rPr>
-        <w:t>to counteract the weaknesses. The proposed handshake mechanism, where BLE proximity loss triggers GPS verification, forms a solid deterministic decision model which is capable of distinguishing between genuine departure events, false BLE signal losses due to environmental interference and arrival/departure from geofenced locations.</w:t>
-      </w:r>
+          <w:lang w:val="en-GB"/>
+        </w:rPr>
+      </w:pPr>
+      <w:r>
+        <w:rPr>
+          <w:rFonts w:ascii="Garamond" w:hAnsi="Garamond"/>
+          <w:sz w:val="24"/>
+          <w:szCs w:val="24"/>
+          <w:lang w:val="en-GB"/>
+        </w:rPr>
+        <w:t>T</w:t>
+      </w:r>
+      <w:r>
+        <w:rPr>
+          <w:rFonts w:ascii="Garamond" w:hAnsi="Garamond"/>
+          <w:sz w:val="24"/>
+          <w:szCs w:val="24"/>
+          <w:lang w:val="en-GB"/>
+        </w:rPr>
+        <w:t>he idea was to use BLE as a fast, low-power proximity trigger and GPS as a secondary verification layer, linked together through a deterministic handshake mechanism on a central microcontroller. From a design standpoint, this approach is sound and it directly addresses known weaknesses in each individual technology by using each one to compensate for the limitations of the other.</w:t>
+      </w:r>
+    </w:p>
+    <w:p>
+      <w:pPr>
+        <w:spacing w:line="360" w:lineRule="auto"/>
+        <w:jc w:val="both"/>
+        <w:rPr>
+          <w:rFonts w:ascii="Garamond" w:hAnsi="Garamond"/>
+          <w:sz w:val="24"/>
+          <w:szCs w:val="24"/>
+          <w:lang w:val="en-GB"/>
+        </w:rPr>
+      </w:pPr>
+      <w:r>
+        <w:rPr>
+          <w:rFonts w:ascii="Garamond" w:hAnsi="Garamond"/>
+          <w:sz w:val="24"/>
+          <w:szCs w:val="24"/>
+          <w:lang w:val="en-GB"/>
+        </w:rPr>
+        <w:t>In implementation, the system as a whole produced a mixed outcome. The BLE subsystem performed reliably, consistently detecting proximity changes using RSSI-based measurements with a responsive scan interval suitable for real time updates. This provided a stable foundation for event detection and demonstrated that BLE can effectively act as the initial trigger in a layered sensing model. However, some variability was observed in device identification due to MAC address randomisation, but this did not significantly impact proximity classification within the scope of the project.</w:t>
+      </w:r>
+    </w:p>
+    <w:p>
+      <w:pPr>
+        <w:spacing w:line="360" w:lineRule="auto"/>
+        <w:jc w:val="both"/>
+        <w:rPr>
+          <w:rFonts w:ascii="Garamond" w:hAnsi="Garamond"/>
+          <w:sz w:val="24"/>
+          <w:szCs w:val="24"/>
+          <w:lang w:val="en-GB"/>
+        </w:rPr>
+      </w:pPr>
+      <w:r>
+        <w:rPr>
+          <w:rFonts w:ascii="Garamond" w:hAnsi="Garamond"/>
+          <w:sz w:val="24"/>
+          <w:szCs w:val="24"/>
+          <w:lang w:val="en-GB"/>
+        </w:rPr>
+        <w:t>Despite this limitation, the system logic itself was still validated. By substituting live GPS readings with controlled or hardcoded input values from the user, the handshake mechanism was tested in full and behaved as intended. This confirms that the decision-making framework is correct and capable of differentiating between contextual states such as arrival, departure, and transient signal loss when valid inputs are available. The main constraint therefore lies in data acquisition rather than system design.</w:t>
+      </w:r>
+    </w:p>
+    <w:p>
+      <w:pPr>
+        <w:spacing w:line="360" w:lineRule="auto"/>
+        <w:jc w:val="both"/>
+        <w:rPr>
+          <w:rFonts w:ascii="Garamond" w:hAnsi="Garamond"/>
+          <w:sz w:val="24"/>
+          <w:szCs w:val="24"/>
+          <w:lang w:val="en-GB"/>
+        </w:rPr>
+      </w:pPr>
+      <w:r>
+        <w:rPr>
+          <w:rFonts w:ascii="Garamond" w:hAnsi="Garamond"/>
+          <w:sz w:val="24"/>
+          <w:szCs w:val="24"/>
+          <w:lang w:val="en-GB"/>
+        </w:rPr>
+        <w:t>The GPS subsystem did not achieve the same level of success. Although the module was powered correctly and satellite activity was observed to be connected and relaying information, no usable NMEA data was successfully extracted. Multiple debugging approaches were applied, including changes to baud rate, parsing libraries, hardware configurations and multiple new GPS modules, but the issue remained unresolved. This seems to point toward a low-level communication or module compatibility problem rather than a software parsing error, particularly given that repeated testing produced consistent results across multiple configurations and modules.</w:t>
+      </w:r>
+    </w:p>
+    <w:p>
+      <w:pPr>
+        <w:spacing w:line="360" w:lineRule="auto"/>
+        <w:jc w:val="both"/>
+        <w:rPr>
+          <w:rFonts w:ascii="Garamond" w:hAnsi="Garamond"/>
+          <w:sz w:val="24"/>
+          <w:szCs w:val="24"/>
+          <w:lang w:val="en-GB"/>
+        </w:rPr>
+      </w:pPr>
+      <w:r>
+        <w:rPr>
+          <w:rFonts w:ascii="Garamond" w:hAnsi="Garamond"/>
+          <w:sz w:val="24"/>
+          <w:szCs w:val="24"/>
+          <w:lang w:val="en-GB"/>
+        </w:rPr>
+        <w:t>When evaluated against the original objectives, BLE-based proximity detection was fully achieved and met the required performance expectations. GPS integration was not successfully completed, preventing full real-world deployment of the hybrid system, however, the handshake logic was partially validated through simulated figures, meaning the conceptual model remains intact and operational in principle.</w:t>
+      </w:r>
+    </w:p>
+    <w:p>
+      <w:pPr>
+        <w:spacing w:line="360" w:lineRule="auto"/>
+        <w:jc w:val="both"/>
+        <w:rPr>
+          <w:rFonts w:ascii="Garamond" w:hAnsi="Garamond"/>
+          <w:sz w:val="24"/>
+          <w:szCs w:val="24"/>
+          <w:lang w:val="en-GB"/>
+        </w:rPr>
+      </w:pPr>
+      <w:r>
+        <w:rPr>
+          <w:rFonts w:ascii="Garamond" w:hAnsi="Garamond"/>
+          <w:sz w:val="24"/>
+          <w:szCs w:val="24"/>
+          <w:lang w:val="en-GB"/>
+        </w:rPr>
+        <w:lastRenderedPageBreak/>
+        <w:t>Overall, the project demonstrates that a hybrid BLE/GPS architecture is conceptually effective and structurally sound, but its real-world viability is heavily dependent on hardware reliability and integration quality. While full system deployment was not achieved, the BLE subsystem and decision logic provided a strong foundation for future development. With improved GPS integration and enhanced signal processing, the model has clear potential to evolve into a practical low-power location tagging system suitable for real-world IoT applications.</w:t>
+      </w:r>
+    </w:p>
+    <w:p>
+      <w:pPr>
+        <w:spacing w:line="360" w:lineRule="auto"/>
+        <w:jc w:val="both"/>
+        <w:rPr>
+          <w:rFonts w:ascii="Garamond" w:hAnsi="Garamond"/>
+          <w:sz w:val="24"/>
+          <w:szCs w:val="24"/>
+          <w:lang w:val="en-GB"/>
+        </w:rPr>
+      </w:pPr>
     </w:p>
     <w:p>
       <w:pPr>
@@ -15974,14 +16018,7 @@
           <w:rFonts w:ascii="Garamond" w:hAnsi="Garamond"/>
           <w:lang w:val="en-GB"/>
         </w:rPr>
-        <w:t>7.1</w:t>
-      </w:r>
-      <w:r>
-        <w:rPr>
-          <w:rFonts w:ascii="Garamond" w:hAnsi="Garamond"/>
-          <w:lang w:val="en-GB"/>
-        </w:rPr>
-        <w:t>.</w:t>
+        <w:t>7.1.</w:t>
       </w:r>
       <w:r>
         <w:rPr>
@@ -15995,96 +16032,7 @@
           <w:rFonts w:ascii="Garamond" w:hAnsi="Garamond"/>
           <w:lang w:val="en-GB"/>
         </w:rPr>
-        <w:t>Key Findings</w:t>
-      </w:r>
-    </w:p>
-    <w:p>
-      <w:pPr>
-        <w:jc w:val="both"/>
-        <w:rPr>
-          <w:rFonts w:ascii="Garamond" w:hAnsi="Garamond"/>
-          <w:sz w:val="24"/>
-          <w:szCs w:val="24"/>
-          <w:lang w:val="en-GB"/>
-        </w:rPr>
-      </w:pPr>
-      <w:r>
-        <w:rPr>
-          <w:rFonts w:ascii="Garamond" w:hAnsi="Garamond"/>
-          <w:sz w:val="24"/>
-          <w:szCs w:val="24"/>
-          <w:lang w:val="en-GB"/>
-        </w:rPr>
-        <w:t xml:space="preserve">The BLE subsystem successfully demonstrated reliable RSSI based proximity detection at sub 500ms scan intervals. Valid proximity classification was regularly </w:t>
-      </w:r>
-      <w:r>
-        <w:rPr>
-          <w:rFonts w:ascii="Garamond" w:hAnsi="Garamond"/>
-          <w:sz w:val="24"/>
-          <w:szCs w:val="24"/>
-          <w:lang w:val="en-GB"/>
-        </w:rPr>
-        <w:t>shown, however, the BLE module being used in the demonstration exhibited randomisation of its MAC address – a security feature regularly associated with low-cost Bluetooth modules.</w:t>
-      </w:r>
-    </w:p>
-    <w:p>
-      <w:pPr>
-        <w:jc w:val="both"/>
-        <w:rPr>
-          <w:rFonts w:ascii="Garamond" w:hAnsi="Garamond"/>
-          <w:sz w:val="24"/>
-          <w:szCs w:val="24"/>
-          <w:lang w:val="en-GB"/>
-        </w:rPr>
-      </w:pPr>
-      <w:r>
-        <w:rPr>
-          <w:rFonts w:ascii="Garamond" w:hAnsi="Garamond"/>
-          <w:sz w:val="24"/>
-          <w:szCs w:val="24"/>
-          <w:lang w:val="en-GB"/>
-        </w:rPr>
-        <w:t xml:space="preserve">In contrast, the GPS subsystem failed to produce any valid NMEA outputs as anticipated, despite confirmed power, satellite activity and continuous data transmission. Extensive debugging was carried out across multiple BAUD rates, multiple parsing and character libraries were installed, and various module configurations were tested, however, none were successful. </w:t>
-      </w:r>
-    </w:p>
-    <w:p>
-      <w:pPr>
-        <w:jc w:val="both"/>
-        <w:rPr>
-          <w:rFonts w:ascii="Garamond" w:hAnsi="Garamond"/>
-          <w:sz w:val="24"/>
-          <w:szCs w:val="24"/>
-          <w:lang w:val="en-GB"/>
-        </w:rPr>
-      </w:pPr>
-      <w:r>
-        <w:rPr>
-          <w:rFonts w:ascii="Garamond" w:hAnsi="Garamond"/>
-          <w:sz w:val="24"/>
-          <w:szCs w:val="24"/>
-          <w:lang w:val="en-GB"/>
-        </w:rPr>
-        <w:t xml:space="preserve">This indicated a </w:t>
-      </w:r>
-      <w:proofErr w:type="gramStart"/>
-      <w:r>
-        <w:rPr>
-          <w:rFonts w:ascii="Garamond" w:hAnsi="Garamond"/>
-          <w:sz w:val="24"/>
-          <w:szCs w:val="24"/>
-          <w:lang w:val="en-GB"/>
-        </w:rPr>
-        <w:t>low level</w:t>
-      </w:r>
-      <w:proofErr w:type="gramEnd"/>
-      <w:r>
-        <w:rPr>
-          <w:rFonts w:ascii="Garamond" w:hAnsi="Garamond"/>
-          <w:sz w:val="24"/>
-          <w:szCs w:val="24"/>
-          <w:lang w:val="en-GB"/>
-        </w:rPr>
-        <w:t xml:space="preserve"> communication incompatibility issue likely related to UART voltages (due to module mis-labelling), non-standard output protocol or incorrect firmware configuration, however, the incorrectly configured firmware is unlikely due to the multiple tests carried out across multiple GPS modules with the same result. </w:t>
+        <w:t>Limitations</w:t>
       </w:r>
     </w:p>
     <w:p>
@@ -16093,6 +16041,138 @@
         <w:jc w:val="both"/>
         <w:rPr>
           <w:rFonts w:ascii="Garamond" w:hAnsi="Garamond"/>
+          <w:sz w:val="24"/>
+          <w:szCs w:val="24"/>
+          <w:lang w:val="en-GB"/>
+        </w:rPr>
+      </w:pPr>
+      <w:r>
+        <w:rPr>
+          <w:rFonts w:ascii="Garamond" w:hAnsi="Garamond"/>
+          <w:sz w:val="24"/>
+          <w:szCs w:val="24"/>
+          <w:lang w:val="en-GB"/>
+        </w:rPr>
+        <w:t>A key limitation of this work is the reliance on low-cost, inconsistently and incorrectly documented hardware. The unpredictability observed in both BLE behaviour and GPS output highlighted the challenges of developing reliable IoT systems using cheap, unreliable modules. Environmental sensitivity in RSSI-based measurements further added to this complexity, as signal strength can fluctuate significantly due to interference, obstruction, and device orientation. These factors collectively reduce the predictability of real-world performance, even when system the logic is sound.</w:t>
+      </w:r>
+    </w:p>
+    <w:p>
+      <w:pPr>
+        <w:spacing w:line="360" w:lineRule="auto"/>
+        <w:jc w:val="both"/>
+        <w:rPr>
+          <w:rFonts w:ascii="Garamond" w:hAnsi="Garamond"/>
+          <w:sz w:val="24"/>
+          <w:szCs w:val="24"/>
+          <w:lang w:val="en-GB"/>
+        </w:rPr>
+      </w:pPr>
+      <w:r>
+        <w:rPr>
+          <w:rFonts w:ascii="Garamond" w:hAnsi="Garamond"/>
+          <w:sz w:val="24"/>
+          <w:szCs w:val="24"/>
+          <w:lang w:val="en-GB"/>
+        </w:rPr>
+        <w:t>The GPS subsystem did not achieve the same level of success. Although the module was powered correctly and satellite activity was observed to be connected and relaying information, no usable NMEA data was successfully extracted. Multiple debugging approaches were applied, including changes to baud rate, parsing libraries, hardware configurations and multiple new GPS modules, but the issue remained unresolved. This seems to point toward a low-level communication or module compatibility problem rather than a software parsing error, particularly given that repeated testing produced consistent results across multiple configurations and modules.</w:t>
+      </w:r>
+    </w:p>
+    <w:p>
+      <w:pPr>
+        <w:spacing w:line="360" w:lineRule="auto"/>
+        <w:jc w:val="both"/>
+        <w:rPr>
+          <w:rFonts w:ascii="Garamond" w:hAnsi="Garamond"/>
+          <w:sz w:val="24"/>
+          <w:szCs w:val="24"/>
+          <w:lang w:val="en-GB"/>
+        </w:rPr>
+      </w:pPr>
+    </w:p>
+    <w:p>
+      <w:pPr>
+        <w:pStyle w:val="Heading2"/>
+        <w:spacing w:line="360" w:lineRule="auto"/>
+        <w:jc w:val="both"/>
+        <w:rPr>
+          <w:rFonts w:ascii="Garamond" w:hAnsi="Garamond"/>
+          <w:lang w:val="en-GB"/>
+        </w:rPr>
+      </w:pPr>
+      <w:r>
+        <w:rPr>
+          <w:rFonts w:ascii="Garamond" w:hAnsi="Garamond"/>
+          <w:lang w:val="en-GB"/>
+        </w:rPr>
+        <w:t>7.</w:t>
+      </w:r>
+      <w:r>
+        <w:rPr>
+          <w:rFonts w:ascii="Garamond" w:hAnsi="Garamond"/>
+          <w:lang w:val="en-GB"/>
+        </w:rPr>
+        <w:t>2.</w:t>
+      </w:r>
+      <w:r>
+        <w:rPr>
+          <w:rFonts w:ascii="Garamond" w:hAnsi="Garamond"/>
+          <w:lang w:val="en-GB"/>
+        </w:rPr>
+        <w:tab/>
+        <w:t>Future Work</w:t>
+      </w:r>
+    </w:p>
+    <w:p>
+      <w:pPr>
+        <w:spacing w:line="360" w:lineRule="auto"/>
+        <w:jc w:val="both"/>
+        <w:rPr>
+          <w:rFonts w:ascii="Garamond" w:hAnsi="Garamond"/>
+          <w:sz w:val="24"/>
+          <w:szCs w:val="24"/>
+          <w:lang w:val="en-GB"/>
+        </w:rPr>
+      </w:pPr>
+      <w:r>
+        <w:rPr>
+          <w:rFonts w:ascii="Garamond" w:hAnsi="Garamond"/>
+          <w:sz w:val="24"/>
+          <w:szCs w:val="24"/>
+          <w:lang w:val="en-GB"/>
+        </w:rPr>
+        <w:t>Future work should focus primarily on resolving the GPS integration issue to enable full end-to-end system validation. This would involve replacing the current GPS module with a better-documented alternative and verifying UART communication at both electrical and protocol levels. Once stable positional data can be reliably acquired, the handshake mechanism can be tested under real-world movement scenarios to evaluate timing accuracy, false positive rates, and state classification reliability.</w:t>
+      </w:r>
+    </w:p>
+    <w:p>
+      <w:pPr>
+        <w:spacing w:line="360" w:lineRule="auto"/>
+        <w:jc w:val="both"/>
+        <w:rPr>
+          <w:rFonts w:ascii="Garamond" w:hAnsi="Garamond"/>
+          <w:sz w:val="24"/>
+          <w:szCs w:val="24"/>
+          <w:lang w:val="en-GB"/>
+        </w:rPr>
+      </w:pPr>
+      <w:r>
+        <w:rPr>
+          <w:rFonts w:ascii="Garamond" w:hAnsi="Garamond"/>
+          <w:sz w:val="24"/>
+          <w:szCs w:val="24"/>
+          <w:lang w:val="en-GB"/>
+        </w:rPr>
+        <w:lastRenderedPageBreak/>
+        <w:t>Beyond replacing the hardware, the BLE system could also be improved to make it more stable in real-world conditions. RSSI values tend to fluctuate quite a bit depending on movement and environmental interference, so applying simple filtering methods (such as averaging recent readings or ignoring sudden spikes) could make the distance estimates more consistent. Another option for future development would be to look at additional positioning methods alongside BLE, such as Wi-Fi-based location detection or combining multiple sensors together. This would make the system more reliable in situations where BLE signals alone are unstable or inaccurate.</w:t>
+      </w:r>
+    </w:p>
+    <w:p>
+      <w:pPr>
+        <w:spacing w:line="360" w:lineRule="auto"/>
+        <w:jc w:val="both"/>
+        <w:rPr>
+          <w:rFonts w:ascii="Garamond" w:hAnsi="Garamond"/>
+          <w:sz w:val="24"/>
+          <w:szCs w:val="24"/>
           <w:lang w:val="en-GB"/>
         </w:rPr>
       </w:pPr>
@@ -16170,48 +16250,2681 @@
     </w:p>
     <w:p>
       <w:pPr>
-        <w:spacing w:line="360" w:lineRule="auto"/>
-        <w:jc w:val="both"/>
-        <w:rPr>
-          <w:rFonts w:ascii="Garamond" w:hAnsi="Garamond"/>
-        </w:rPr>
-      </w:pPr>
-    </w:p>
-    <w:p>
-      <w:pPr>
-        <w:spacing w:line="360" w:lineRule="auto"/>
-        <w:ind w:left="1701" w:hanging="1701"/>
-        <w:jc w:val="both"/>
-        <w:rPr>
-          <w:rFonts w:ascii="Garamond" w:hAnsi="Garamond"/>
-        </w:rPr>
-      </w:pPr>
-    </w:p>
-    <w:p>
-      <w:pPr>
-        <w:spacing w:line="360" w:lineRule="auto"/>
-        <w:ind w:left="1701" w:hanging="1701"/>
-        <w:jc w:val="both"/>
-        <w:rPr>
-          <w:rFonts w:ascii="Garamond" w:hAnsi="Garamond"/>
-        </w:rPr>
-      </w:pPr>
-    </w:p>
-    <w:p>
-      <w:pPr>
-        <w:spacing w:line="360" w:lineRule="auto"/>
-        <w:ind w:left="1701" w:hanging="1701"/>
-        <w:jc w:val="both"/>
-        <w:rPr>
-          <w:rFonts w:ascii="Garamond" w:hAnsi="Garamond"/>
-        </w:rPr>
-      </w:pPr>
-    </w:p>
-    <w:p>
-      <w:pPr>
-        <w:spacing w:line="360" w:lineRule="auto"/>
-        <w:ind w:left="1701" w:hanging="1701"/>
-        <w:jc w:val="both"/>
+        <w:spacing w:after="160" w:line="259" w:lineRule="auto"/>
+        <w:rPr>
+          <w:rFonts w:ascii="Garamond" w:hAnsi="Garamond"/>
+          <w:lang w:val="en-GB"/>
+        </w:rPr>
+      </w:pPr>
+      <w:r>
+        <w:rPr>
+          <w:rFonts w:ascii="Garamond" w:hAnsi="Garamond"/>
+          <w:i/>
+          <w:iCs/>
+          <w:lang w:val="en-GB"/>
+        </w:rPr>
+        <w:t>6 Different Bluetooth Versions Made Simple (Which One Do You Need?)</w:t>
+      </w:r>
+      <w:r>
+        <w:rPr>
+          <w:rFonts w:ascii="Garamond" w:hAnsi="Garamond"/>
+          <w:lang w:val="en-GB"/>
+        </w:rPr>
+        <w:t xml:space="preserve">. 8 October 2025. </w:t>
+      </w:r>
+      <w:hyperlink r:id="rId24" w:history="1">
+        <w:r>
+          <w:rPr>
+            <w:rStyle w:val="Hyperlink"/>
+            <w:rFonts w:ascii="Garamond" w:hAnsi="Garamond"/>
+            <w:lang w:val="en-GB"/>
+          </w:rPr>
+          <w:t>https://soundhub.io/blog/different-bluetooth-versions/</w:t>
+        </w:r>
+      </w:hyperlink>
+      <w:r>
+        <w:rPr>
+          <w:rFonts w:ascii="Garamond" w:hAnsi="Garamond"/>
+          <w:lang w:val="en-GB"/>
+        </w:rPr>
+        <w:t>.</w:t>
+      </w:r>
+    </w:p>
+    <w:p>
+      <w:pPr>
+        <w:spacing w:after="160" w:line="259" w:lineRule="auto"/>
+        <w:rPr>
+          <w:rFonts w:ascii="Garamond" w:hAnsi="Garamond"/>
+          <w:lang w:val="en-GB"/>
+        </w:rPr>
+      </w:pPr>
+      <w:r>
+        <w:rPr>
+          <w:rFonts w:ascii="Garamond" w:hAnsi="Garamond"/>
+          <w:lang w:val="en-GB"/>
+        </w:rPr>
+        <w:t xml:space="preserve">‘Accuracy and Precision of GNSS in the Field’. In </w:t>
+      </w:r>
+      <w:r>
+        <w:rPr>
+          <w:rFonts w:ascii="Garamond" w:hAnsi="Garamond"/>
+          <w:i/>
+          <w:iCs/>
+          <w:lang w:val="en-GB"/>
+        </w:rPr>
+        <w:t>GPS and GNSS Technology in Geosciences</w:t>
+      </w:r>
+      <w:r>
+        <w:rPr>
+          <w:rFonts w:ascii="Garamond" w:hAnsi="Garamond"/>
+          <w:lang w:val="en-GB"/>
+        </w:rPr>
+        <w:t xml:space="preserve">. Elsevier, 2021. </w:t>
+      </w:r>
+      <w:hyperlink r:id="rId25" w:history="1">
+        <w:r>
+          <w:rPr>
+            <w:rStyle w:val="Hyperlink"/>
+            <w:rFonts w:ascii="Garamond" w:hAnsi="Garamond"/>
+            <w:lang w:val="en-GB"/>
+          </w:rPr>
+          <w:t>https://doi.org/10.1016/B978-0-12-818617-6.00002-0</w:t>
+        </w:r>
+      </w:hyperlink>
+      <w:r>
+        <w:rPr>
+          <w:rFonts w:ascii="Garamond" w:hAnsi="Garamond"/>
+          <w:lang w:val="en-GB"/>
+        </w:rPr>
+        <w:t>.</w:t>
+      </w:r>
+    </w:p>
+    <w:p>
+      <w:pPr>
+        <w:spacing w:after="160" w:line="259" w:lineRule="auto"/>
+        <w:rPr>
+          <w:rFonts w:ascii="Garamond" w:hAnsi="Garamond"/>
+          <w:lang w:val="en-GB"/>
+        </w:rPr>
+      </w:pPr>
+      <w:r>
+        <w:rPr>
+          <w:rFonts w:ascii="Garamond" w:hAnsi="Garamond"/>
+          <w:lang w:val="en-GB"/>
+        </w:rPr>
+        <w:t>Active Research Ltd., (</w:t>
+      </w:r>
+      <w:proofErr w:type="spellStart"/>
+      <w:r>
+        <w:rPr>
+          <w:rFonts w:ascii="Garamond" w:hAnsi="Garamond"/>
+          <w:lang w:val="en-GB"/>
+        </w:rPr>
+        <w:t>Actisense</w:t>
+      </w:r>
+      <w:proofErr w:type="spellEnd"/>
+      <w:r>
+        <w:rPr>
+          <w:rFonts w:ascii="Garamond" w:hAnsi="Garamond"/>
+          <w:lang w:val="en-GB"/>
+        </w:rPr>
+        <w:t xml:space="preserve">). </w:t>
+      </w:r>
+      <w:r>
+        <w:rPr>
+          <w:rFonts w:ascii="Garamond" w:hAnsi="Garamond"/>
+          <w:i/>
+          <w:iCs/>
+          <w:lang w:val="en-GB"/>
+        </w:rPr>
+        <w:t>NMEA 0183 Information Sheet: Everything You Wanted to Know about NMEA 0183 (but Were Afraid to Ask)</w:t>
+      </w:r>
+      <w:r>
+        <w:rPr>
+          <w:rFonts w:ascii="Garamond" w:hAnsi="Garamond"/>
+          <w:lang w:val="en-GB"/>
+        </w:rPr>
+        <w:t xml:space="preserve">. Poole, Dorset, UK, 2015. </w:t>
+      </w:r>
+      <w:hyperlink r:id="rId26" w:history="1">
+        <w:r>
+          <w:rPr>
+            <w:rStyle w:val="Hyperlink"/>
+            <w:rFonts w:ascii="Garamond" w:hAnsi="Garamond"/>
+            <w:lang w:val="en-GB"/>
+          </w:rPr>
+          <w:t>https://actisense.com/wp-content/uploads/2020/01/NMEA-0183-Information-sheet-issue-4-1-1.pdf</w:t>
+        </w:r>
+      </w:hyperlink>
+      <w:r>
+        <w:rPr>
+          <w:rFonts w:ascii="Garamond" w:hAnsi="Garamond"/>
+          <w:lang w:val="en-GB"/>
+        </w:rPr>
+        <w:t>.</w:t>
+      </w:r>
+    </w:p>
+    <w:p>
+      <w:pPr>
+        <w:spacing w:after="160" w:line="259" w:lineRule="auto"/>
+        <w:rPr>
+          <w:rFonts w:ascii="Garamond" w:hAnsi="Garamond"/>
+          <w:lang w:val="en-GB"/>
+        </w:rPr>
+      </w:pPr>
+      <w:r>
+        <w:rPr>
+          <w:rFonts w:ascii="Garamond" w:hAnsi="Garamond"/>
+          <w:lang w:val="en-GB"/>
+        </w:rPr>
+        <w:t xml:space="preserve">Aftab, Muhammad Usama bin. </w:t>
+      </w:r>
+      <w:r>
+        <w:rPr>
+          <w:rFonts w:ascii="Garamond" w:hAnsi="Garamond"/>
+          <w:i/>
+          <w:iCs/>
+          <w:lang w:val="en-GB"/>
+        </w:rPr>
+        <w:t>Building Bluetooth Low Energy Systems</w:t>
+      </w:r>
+      <w:r>
+        <w:rPr>
+          <w:rFonts w:ascii="Garamond" w:hAnsi="Garamond"/>
+          <w:lang w:val="en-GB"/>
+        </w:rPr>
+        <w:t xml:space="preserve">. </w:t>
+      </w:r>
+      <w:proofErr w:type="spellStart"/>
+      <w:r>
+        <w:rPr>
+          <w:rFonts w:ascii="Garamond" w:hAnsi="Garamond"/>
+          <w:lang w:val="en-GB"/>
+        </w:rPr>
+        <w:t>Packt</w:t>
+      </w:r>
+      <w:proofErr w:type="spellEnd"/>
+      <w:r>
+        <w:rPr>
+          <w:rFonts w:ascii="Garamond" w:hAnsi="Garamond"/>
+          <w:lang w:val="en-GB"/>
+        </w:rPr>
+        <w:t xml:space="preserve"> Publishing Ltd, 2017.</w:t>
+      </w:r>
+    </w:p>
+    <w:p>
+      <w:pPr>
+        <w:spacing w:after="160" w:line="259" w:lineRule="auto"/>
+        <w:rPr>
+          <w:rFonts w:ascii="Garamond" w:hAnsi="Garamond"/>
+          <w:lang w:val="en-GB"/>
+        </w:rPr>
+      </w:pPr>
+      <w:r>
+        <w:rPr>
+          <w:rFonts w:ascii="Garamond" w:hAnsi="Garamond"/>
+          <w:lang w:val="en-GB"/>
+        </w:rPr>
+        <w:t>Ahmad, Khadija Sania, Nazia Ahmad, Hina Tahir, and Shaista Khan. ‘</w:t>
+      </w:r>
+      <w:proofErr w:type="spellStart"/>
+      <w:r>
+        <w:rPr>
+          <w:rFonts w:ascii="Garamond" w:hAnsi="Garamond"/>
+          <w:lang w:val="en-GB"/>
+        </w:rPr>
+        <w:t>Fuzzy_MoSCoW</w:t>
+      </w:r>
+      <w:proofErr w:type="spellEnd"/>
+      <w:r>
+        <w:rPr>
+          <w:rFonts w:ascii="Garamond" w:hAnsi="Garamond"/>
+          <w:lang w:val="en-GB"/>
+        </w:rPr>
+        <w:t xml:space="preserve">: A Fuzzy Based </w:t>
+      </w:r>
+      <w:proofErr w:type="spellStart"/>
+      <w:r>
+        <w:rPr>
+          <w:rFonts w:ascii="Garamond" w:hAnsi="Garamond"/>
+          <w:lang w:val="en-GB"/>
+        </w:rPr>
+        <w:t>MoSCoW</w:t>
+      </w:r>
+      <w:proofErr w:type="spellEnd"/>
+      <w:r>
+        <w:rPr>
+          <w:rFonts w:ascii="Garamond" w:hAnsi="Garamond"/>
+          <w:lang w:val="en-GB"/>
+        </w:rPr>
+        <w:t xml:space="preserve"> Method for the Prioritization of Software Requirements’. </w:t>
+      </w:r>
+      <w:r>
+        <w:rPr>
+          <w:rFonts w:ascii="Garamond" w:hAnsi="Garamond"/>
+          <w:i/>
+          <w:iCs/>
+          <w:lang w:val="en-GB"/>
+        </w:rPr>
+        <w:t>2017 International Conference on Intelligent Computing, Instrumentation and Control Technologies (ICICICT)</w:t>
+      </w:r>
+      <w:r>
+        <w:rPr>
+          <w:rFonts w:ascii="Garamond" w:hAnsi="Garamond"/>
+          <w:lang w:val="en-GB"/>
+        </w:rPr>
+        <w:t xml:space="preserve">, July 2017, 433–37. </w:t>
+      </w:r>
+      <w:hyperlink r:id="rId27" w:history="1">
+        <w:r>
+          <w:rPr>
+            <w:rStyle w:val="Hyperlink"/>
+            <w:rFonts w:ascii="Garamond" w:hAnsi="Garamond"/>
+            <w:lang w:val="en-GB"/>
+          </w:rPr>
+          <w:t>https://doi.org/10.1109/ICICICT1.2017.8342602</w:t>
+        </w:r>
+      </w:hyperlink>
+      <w:r>
+        <w:rPr>
+          <w:rFonts w:ascii="Garamond" w:hAnsi="Garamond"/>
+          <w:lang w:val="en-GB"/>
+        </w:rPr>
+        <w:t>.</w:t>
+      </w:r>
+    </w:p>
+    <w:p>
+      <w:pPr>
+        <w:spacing w:after="160" w:line="259" w:lineRule="auto"/>
+        <w:rPr>
+          <w:rFonts w:ascii="Garamond" w:hAnsi="Garamond"/>
+          <w:lang w:val="en-GB"/>
+        </w:rPr>
+      </w:pPr>
+      <w:r>
+        <w:rPr>
+          <w:rFonts w:ascii="Garamond" w:hAnsi="Garamond"/>
+          <w:lang w:val="en-GB"/>
+        </w:rPr>
+        <w:t xml:space="preserve">Andersen. ‘Eleven Additional Governments Commit to New Plastics Economy’. 2 November 2022. </w:t>
+      </w:r>
+      <w:hyperlink r:id="rId28" w:history="1">
+        <w:r>
+          <w:rPr>
+            <w:rStyle w:val="Hyperlink"/>
+            <w:rFonts w:ascii="Garamond" w:hAnsi="Garamond"/>
+            <w:lang w:val="en-GB"/>
+          </w:rPr>
+          <w:t>https://www.unep.org/news-and-stories/story/eleven-additional-governments-commit-new-plastics-economy</w:t>
+        </w:r>
+      </w:hyperlink>
+      <w:r>
+        <w:rPr>
+          <w:rFonts w:ascii="Garamond" w:hAnsi="Garamond"/>
+          <w:lang w:val="en-GB"/>
+        </w:rPr>
+        <w:t>.</w:t>
+      </w:r>
+    </w:p>
+    <w:p>
+      <w:pPr>
+        <w:spacing w:after="160" w:line="259" w:lineRule="auto"/>
+        <w:rPr>
+          <w:rFonts w:ascii="Garamond" w:hAnsi="Garamond"/>
+          <w:lang w:val="en-GB"/>
+        </w:rPr>
+      </w:pPr>
+      <w:r>
+        <w:rPr>
+          <w:rFonts w:ascii="Garamond" w:hAnsi="Garamond"/>
+          <w:lang w:val="en-GB"/>
+        </w:rPr>
+        <w:t xml:space="preserve">Baldauf, Matthias, </w:t>
+      </w:r>
+      <w:proofErr w:type="spellStart"/>
+      <w:r>
+        <w:rPr>
+          <w:rFonts w:ascii="Garamond" w:hAnsi="Garamond"/>
+          <w:lang w:val="en-GB"/>
+        </w:rPr>
+        <w:t>Schahram</w:t>
+      </w:r>
+      <w:proofErr w:type="spellEnd"/>
+      <w:r>
+        <w:rPr>
+          <w:rFonts w:ascii="Garamond" w:hAnsi="Garamond"/>
+          <w:lang w:val="en-GB"/>
+        </w:rPr>
+        <w:t xml:space="preserve"> Dustdar, and Florian Rosenberg. ‘A Survey on Context-Aware Systems’. </w:t>
+      </w:r>
+      <w:r>
+        <w:rPr>
+          <w:rFonts w:ascii="Garamond" w:hAnsi="Garamond"/>
+          <w:i/>
+          <w:iCs/>
+          <w:lang w:val="en-GB"/>
+        </w:rPr>
+        <w:t>International Journal of Ad Hoc and Ubiquitous Computing</w:t>
+      </w:r>
+      <w:r>
+        <w:rPr>
+          <w:rFonts w:ascii="Garamond" w:hAnsi="Garamond"/>
+          <w:lang w:val="en-GB"/>
+        </w:rPr>
+        <w:t xml:space="preserve">, 18 June 2007. World. </w:t>
+      </w:r>
+      <w:hyperlink r:id="rId29" w:history="1">
+        <w:r>
+          <w:rPr>
+            <w:rStyle w:val="Hyperlink"/>
+            <w:rFonts w:ascii="Garamond" w:hAnsi="Garamond"/>
+            <w:lang w:val="en-GB"/>
+          </w:rPr>
+          <w:t>https://www.inderscienceonline.com/doi/10.1504/IJAHUC.2007.014070</w:t>
+        </w:r>
+      </w:hyperlink>
+      <w:r>
+        <w:rPr>
+          <w:rFonts w:ascii="Garamond" w:hAnsi="Garamond"/>
+          <w:lang w:val="en-GB"/>
+        </w:rPr>
+        <w:t>.</w:t>
+      </w:r>
+    </w:p>
+    <w:p>
+      <w:pPr>
+        <w:spacing w:after="160" w:line="259" w:lineRule="auto"/>
+        <w:rPr>
+          <w:rFonts w:ascii="Garamond" w:hAnsi="Garamond"/>
+          <w:lang w:val="en-GB"/>
+        </w:rPr>
+      </w:pPr>
+      <w:proofErr w:type="spellStart"/>
+      <w:r>
+        <w:rPr>
+          <w:rFonts w:ascii="Garamond" w:hAnsi="Garamond"/>
+          <w:lang w:val="en-GB"/>
+        </w:rPr>
+        <w:t>Bisdikian</w:t>
+      </w:r>
+      <w:proofErr w:type="spellEnd"/>
+      <w:r>
+        <w:rPr>
+          <w:rFonts w:ascii="Garamond" w:hAnsi="Garamond"/>
+          <w:lang w:val="en-GB"/>
+        </w:rPr>
+        <w:t xml:space="preserve">, C. ‘An Overview of the Bluetooth Wireless Technology’. </w:t>
+      </w:r>
+      <w:r>
+        <w:rPr>
+          <w:rFonts w:ascii="Garamond" w:hAnsi="Garamond"/>
+          <w:i/>
+          <w:iCs/>
+          <w:lang w:val="en-GB"/>
+        </w:rPr>
+        <w:t>IEEE Communications Magazine</w:t>
+      </w:r>
+      <w:r>
+        <w:rPr>
+          <w:rFonts w:ascii="Garamond" w:hAnsi="Garamond"/>
+          <w:lang w:val="en-GB"/>
+        </w:rPr>
+        <w:t xml:space="preserve"> 39, no. 12 (2001): 86–94. </w:t>
+      </w:r>
+      <w:hyperlink r:id="rId30" w:history="1">
+        <w:r>
+          <w:rPr>
+            <w:rStyle w:val="Hyperlink"/>
+            <w:rFonts w:ascii="Garamond" w:hAnsi="Garamond"/>
+            <w:lang w:val="en-GB"/>
+          </w:rPr>
+          <w:t>https://doi.org/10.1109/35.968817</w:t>
+        </w:r>
+      </w:hyperlink>
+      <w:r>
+        <w:rPr>
+          <w:rFonts w:ascii="Garamond" w:hAnsi="Garamond"/>
+          <w:lang w:val="en-GB"/>
+        </w:rPr>
+        <w:t>.</w:t>
+      </w:r>
+    </w:p>
+    <w:p>
+      <w:pPr>
+        <w:spacing w:after="160" w:line="259" w:lineRule="auto"/>
+        <w:rPr>
+          <w:rFonts w:ascii="Garamond" w:hAnsi="Garamond"/>
+          <w:lang w:val="en-GB"/>
+        </w:rPr>
+      </w:pPr>
+      <w:r>
+        <w:rPr>
+          <w:rFonts w:ascii="Garamond" w:hAnsi="Garamond"/>
+          <w:lang w:val="en-GB"/>
+        </w:rPr>
+        <w:t xml:space="preserve">‘BLE | Bluetooth Low Energy – Why Everyone Is Using It?’ 30 April 2021. </w:t>
+      </w:r>
+      <w:hyperlink r:id="rId31" w:history="1">
+        <w:r>
+          <w:rPr>
+            <w:rStyle w:val="Hyperlink"/>
+            <w:rFonts w:ascii="Garamond" w:hAnsi="Garamond"/>
+            <w:lang w:val="en-GB"/>
+          </w:rPr>
+          <w:t>https://avsystem.com/blog/linkyfi/bluetooth-low-energy-ble</w:t>
+        </w:r>
+      </w:hyperlink>
+      <w:r>
+        <w:rPr>
+          <w:rFonts w:ascii="Garamond" w:hAnsi="Garamond"/>
+          <w:lang w:val="en-GB"/>
+        </w:rPr>
+        <w:t>.</w:t>
+      </w:r>
+    </w:p>
+    <w:p>
+      <w:pPr>
+        <w:spacing w:after="160" w:line="259" w:lineRule="auto"/>
+        <w:rPr>
+          <w:rFonts w:ascii="Garamond" w:hAnsi="Garamond"/>
+          <w:lang w:val="en-GB"/>
+        </w:rPr>
+      </w:pPr>
+      <w:r>
+        <w:rPr>
+          <w:rFonts w:ascii="Garamond" w:hAnsi="Garamond"/>
+          <w:lang w:val="en-GB"/>
+        </w:rPr>
+        <w:t xml:space="preserve">Bluetooth SIG Proprietary. ‘Specification of the Bluetooth System’. Version BLUETOOTH SPECIFICATION Version 4.2. 2 December 2014. </w:t>
+      </w:r>
+      <w:hyperlink r:id="rId32" w:history="1">
+        <w:r>
+          <w:rPr>
+            <w:rStyle w:val="Hyperlink"/>
+            <w:rFonts w:ascii="Garamond" w:hAnsi="Garamond"/>
+            <w:lang w:val="en-GB"/>
+          </w:rPr>
+          <w:t>https://www.bluetooth.com/specifications/specs/core-specification-4-2/</w:t>
+        </w:r>
+      </w:hyperlink>
+      <w:r>
+        <w:rPr>
+          <w:rFonts w:ascii="Garamond" w:hAnsi="Garamond"/>
+          <w:lang w:val="en-GB"/>
+        </w:rPr>
+        <w:t>.</w:t>
+      </w:r>
+    </w:p>
+    <w:p>
+      <w:pPr>
+        <w:spacing w:after="160" w:line="259" w:lineRule="auto"/>
+        <w:rPr>
+          <w:rFonts w:ascii="Garamond" w:hAnsi="Garamond"/>
+          <w:lang w:val="en-GB"/>
+        </w:rPr>
+      </w:pPr>
+      <w:r>
+        <w:rPr>
+          <w:rFonts w:ascii="Garamond" w:hAnsi="Garamond"/>
+          <w:lang w:val="en-GB"/>
+        </w:rPr>
+        <w:t xml:space="preserve">Chai, Song, </w:t>
+      </w:r>
+      <w:proofErr w:type="spellStart"/>
+      <w:r>
+        <w:rPr>
+          <w:rFonts w:ascii="Garamond" w:hAnsi="Garamond"/>
+          <w:lang w:val="en-GB"/>
+        </w:rPr>
+        <w:t>Renbo</w:t>
+      </w:r>
+      <w:proofErr w:type="spellEnd"/>
+      <w:r>
+        <w:rPr>
+          <w:rFonts w:ascii="Garamond" w:hAnsi="Garamond"/>
+          <w:lang w:val="en-GB"/>
+        </w:rPr>
+        <w:t xml:space="preserve"> An, and Zhengzhong Du. ‘An Indoor Positioning Algorithm Using Bluetooth Low Energy RSSI’. April 2016, 274–76. </w:t>
+      </w:r>
+      <w:hyperlink r:id="rId33" w:history="1">
+        <w:r>
+          <w:rPr>
+            <w:rStyle w:val="Hyperlink"/>
+            <w:rFonts w:ascii="Garamond" w:hAnsi="Garamond"/>
+            <w:lang w:val="en-GB"/>
+          </w:rPr>
+          <w:t>https://doi.org/10.2991/amsee-16.2016.72</w:t>
+        </w:r>
+      </w:hyperlink>
+      <w:r>
+        <w:rPr>
+          <w:rFonts w:ascii="Garamond" w:hAnsi="Garamond"/>
+          <w:lang w:val="en-GB"/>
+        </w:rPr>
+        <w:t>.</w:t>
+      </w:r>
+    </w:p>
+    <w:p>
+      <w:pPr>
+        <w:spacing w:after="160" w:line="259" w:lineRule="auto"/>
+        <w:rPr>
+          <w:rFonts w:ascii="Garamond" w:hAnsi="Garamond"/>
+          <w:lang w:val="en-GB"/>
+        </w:rPr>
+      </w:pPr>
+      <w:r>
+        <w:rPr>
+          <w:rFonts w:ascii="Garamond" w:hAnsi="Garamond"/>
+          <w:lang w:val="en-GB"/>
+        </w:rPr>
+        <w:t xml:space="preserve">Climate, Tim Dodd, and Science Reporter. ‘Plastic Bags: Have Bans and Fees Curbed Shoreline Litter?’ BBC News, 19 June 2025. </w:t>
+      </w:r>
+      <w:hyperlink r:id="rId34" w:history="1">
+        <w:r>
+          <w:rPr>
+            <w:rStyle w:val="Hyperlink"/>
+            <w:rFonts w:ascii="Garamond" w:hAnsi="Garamond"/>
+            <w:lang w:val="en-GB"/>
+          </w:rPr>
+          <w:t>https://www.bbc.co.uk/news/articles/cdeznkxyek0o</w:t>
+        </w:r>
+      </w:hyperlink>
+      <w:r>
+        <w:rPr>
+          <w:rFonts w:ascii="Garamond" w:hAnsi="Garamond"/>
+          <w:lang w:val="en-GB"/>
+        </w:rPr>
+        <w:t>.</w:t>
+      </w:r>
+    </w:p>
+    <w:p>
+      <w:pPr>
+        <w:spacing w:after="160" w:line="259" w:lineRule="auto"/>
+        <w:rPr>
+          <w:rFonts w:ascii="Garamond" w:hAnsi="Garamond"/>
+          <w:lang w:val="en-GB"/>
+        </w:rPr>
+      </w:pPr>
+      <w:r>
+        <w:rPr>
+          <w:rFonts w:ascii="Garamond" w:hAnsi="Garamond"/>
+          <w:lang w:val="en-GB"/>
+        </w:rPr>
+        <w:t xml:space="preserve">Crystal, Jonathon D. ‘Prospective Memory’. </w:t>
+      </w:r>
+      <w:r>
+        <w:rPr>
+          <w:rFonts w:ascii="Garamond" w:hAnsi="Garamond"/>
+          <w:i/>
+          <w:iCs/>
+          <w:lang w:val="en-GB"/>
+        </w:rPr>
+        <w:t>Current Biology</w:t>
+      </w:r>
+      <w:r>
+        <w:rPr>
+          <w:rFonts w:ascii="Garamond" w:hAnsi="Garamond"/>
+          <w:lang w:val="en-GB"/>
+        </w:rPr>
+        <w:t xml:space="preserve"> 23, no. 17 (2013): R750–51. </w:t>
+      </w:r>
+      <w:hyperlink r:id="rId35" w:history="1">
+        <w:r>
+          <w:rPr>
+            <w:rStyle w:val="Hyperlink"/>
+            <w:rFonts w:ascii="Garamond" w:hAnsi="Garamond"/>
+            <w:lang w:val="en-GB"/>
+          </w:rPr>
+          <w:t>https://doi.org/10.1016/j.cub.2013.07.081</w:t>
+        </w:r>
+      </w:hyperlink>
+      <w:r>
+        <w:rPr>
+          <w:rFonts w:ascii="Garamond" w:hAnsi="Garamond"/>
+          <w:lang w:val="en-GB"/>
+        </w:rPr>
+        <w:t>.</w:t>
+      </w:r>
+    </w:p>
+    <w:p>
+      <w:pPr>
+        <w:spacing w:after="160" w:line="259" w:lineRule="auto"/>
+        <w:rPr>
+          <w:rFonts w:ascii="Garamond" w:hAnsi="Garamond"/>
+          <w:lang w:val="en-GB"/>
+        </w:rPr>
+      </w:pPr>
+      <w:r>
+        <w:rPr>
+          <w:rFonts w:ascii="Garamond" w:hAnsi="Garamond"/>
+          <w:lang w:val="en-GB"/>
+        </w:rPr>
+        <w:t xml:space="preserve">Currey. </w:t>
+      </w:r>
+      <w:r>
+        <w:rPr>
+          <w:rFonts w:ascii="Garamond" w:hAnsi="Garamond"/>
+          <w:i/>
+          <w:iCs/>
+          <w:lang w:val="en-GB"/>
+        </w:rPr>
+        <w:t>HM-10 Bluetooth 4 BLE Modules – Martyn Currey</w:t>
+      </w:r>
+      <w:r>
+        <w:rPr>
+          <w:rFonts w:ascii="Garamond" w:hAnsi="Garamond"/>
+          <w:lang w:val="en-GB"/>
+        </w:rPr>
+        <w:t xml:space="preserve">. 14 August 2024. </w:t>
+      </w:r>
+      <w:hyperlink r:id="rId36" w:history="1">
+        <w:r>
+          <w:rPr>
+            <w:rStyle w:val="Hyperlink"/>
+            <w:rFonts w:ascii="Garamond" w:hAnsi="Garamond"/>
+            <w:lang w:val="en-GB"/>
+          </w:rPr>
+          <w:t>https://www.martyncurrey.com/hm-10-bluetooth-4ble-modules/</w:t>
+        </w:r>
+      </w:hyperlink>
+      <w:r>
+        <w:rPr>
+          <w:rFonts w:ascii="Garamond" w:hAnsi="Garamond"/>
+          <w:lang w:val="en-GB"/>
+        </w:rPr>
+        <w:t>.</w:t>
+      </w:r>
+    </w:p>
+    <w:p>
+      <w:pPr>
+        <w:spacing w:after="160" w:line="259" w:lineRule="auto"/>
+        <w:rPr>
+          <w:rFonts w:ascii="Garamond" w:hAnsi="Garamond"/>
+          <w:lang w:val="en-GB"/>
+        </w:rPr>
+      </w:pPr>
+      <w:r>
+        <w:rPr>
+          <w:rFonts w:ascii="Garamond" w:hAnsi="Garamond"/>
+          <w:lang w:val="en-GB"/>
+        </w:rPr>
+        <w:t xml:space="preserve">‘Definition of HERTZ’. 2 December 2025. </w:t>
+      </w:r>
+      <w:hyperlink r:id="rId37" w:history="1">
+        <w:r>
+          <w:rPr>
+            <w:rStyle w:val="Hyperlink"/>
+            <w:rFonts w:ascii="Garamond" w:hAnsi="Garamond"/>
+            <w:lang w:val="en-GB"/>
+          </w:rPr>
+          <w:t>https://www.merriam-webster.com/dictionary/hertz</w:t>
+        </w:r>
+      </w:hyperlink>
+      <w:r>
+        <w:rPr>
+          <w:rFonts w:ascii="Garamond" w:hAnsi="Garamond"/>
+          <w:lang w:val="en-GB"/>
+        </w:rPr>
+        <w:t>.</w:t>
+      </w:r>
+    </w:p>
+    <w:p>
+      <w:pPr>
+        <w:spacing w:after="160" w:line="259" w:lineRule="auto"/>
+        <w:rPr>
+          <w:rFonts w:ascii="Garamond" w:hAnsi="Garamond"/>
+          <w:lang w:val="en-GB"/>
+        </w:rPr>
+      </w:pPr>
+      <w:r>
+        <w:rPr>
+          <w:rFonts w:ascii="Garamond" w:hAnsi="Garamond"/>
+          <w:lang w:val="en-GB"/>
+        </w:rPr>
+        <w:t xml:space="preserve">‘Definition of MILLISECOND’. 8 December 2025. </w:t>
+      </w:r>
+      <w:hyperlink r:id="rId38" w:history="1">
+        <w:r>
+          <w:rPr>
+            <w:rStyle w:val="Hyperlink"/>
+            <w:rFonts w:ascii="Garamond" w:hAnsi="Garamond"/>
+            <w:lang w:val="en-GB"/>
+          </w:rPr>
+          <w:t>https://www.merriam-webster.com/dictionary/millisecond</w:t>
+        </w:r>
+      </w:hyperlink>
+      <w:r>
+        <w:rPr>
+          <w:rFonts w:ascii="Garamond" w:hAnsi="Garamond"/>
+          <w:lang w:val="en-GB"/>
+        </w:rPr>
+        <w:t>.</w:t>
+      </w:r>
+    </w:p>
+    <w:p>
+      <w:pPr>
+        <w:spacing w:after="160" w:line="259" w:lineRule="auto"/>
+        <w:rPr>
+          <w:rFonts w:ascii="Garamond" w:hAnsi="Garamond"/>
+          <w:lang w:val="en-GB"/>
+        </w:rPr>
+      </w:pPr>
+      <w:r>
+        <w:rPr>
+          <w:rFonts w:ascii="Garamond" w:hAnsi="Garamond"/>
+          <w:lang w:val="en-GB"/>
+        </w:rPr>
+        <w:t xml:space="preserve">Einstein, Gilles O., and Mark A. McDaniel. ‘Prospective Memory: Multiple Retrieval Processes’. </w:t>
+      </w:r>
+      <w:r>
+        <w:rPr>
+          <w:rFonts w:ascii="Garamond" w:hAnsi="Garamond"/>
+          <w:i/>
+          <w:iCs/>
+          <w:lang w:val="en-GB"/>
+        </w:rPr>
+        <w:t>Current Directions in Psychological Science</w:t>
+      </w:r>
+      <w:r>
+        <w:rPr>
+          <w:rFonts w:ascii="Garamond" w:hAnsi="Garamond"/>
+          <w:lang w:val="en-GB"/>
+        </w:rPr>
+        <w:t xml:space="preserve"> 14, no. 6 (2005): 286–90. </w:t>
+      </w:r>
+      <w:hyperlink r:id="rId39" w:history="1">
+        <w:r>
+          <w:rPr>
+            <w:rStyle w:val="Hyperlink"/>
+            <w:rFonts w:ascii="Garamond" w:hAnsi="Garamond"/>
+            <w:lang w:val="en-GB"/>
+          </w:rPr>
+          <w:t>https://doi.org/10.1111/j.0963-7214.2005.00382.x</w:t>
+        </w:r>
+      </w:hyperlink>
+      <w:r>
+        <w:rPr>
+          <w:rFonts w:ascii="Garamond" w:hAnsi="Garamond"/>
+          <w:lang w:val="en-GB"/>
+        </w:rPr>
+        <w:t>.</w:t>
+      </w:r>
+    </w:p>
+    <w:p>
+      <w:pPr>
+        <w:spacing w:after="160" w:line="259" w:lineRule="auto"/>
+        <w:rPr>
+          <w:rFonts w:ascii="Garamond" w:hAnsi="Garamond"/>
+          <w:lang w:val="en-GB"/>
+        </w:rPr>
+      </w:pPr>
+      <w:r>
+        <w:rPr>
+          <w:rFonts w:ascii="Garamond" w:hAnsi="Garamond"/>
+          <w:lang w:val="en-GB"/>
+        </w:rPr>
+        <w:lastRenderedPageBreak/>
+        <w:t xml:space="preserve">‘ESP32 Wi-Fi &amp; Bluetooth SoC | </w:t>
+      </w:r>
+      <w:proofErr w:type="spellStart"/>
+      <w:r>
+        <w:rPr>
+          <w:rFonts w:ascii="Garamond" w:hAnsi="Garamond"/>
+          <w:lang w:val="en-GB"/>
+        </w:rPr>
+        <w:t>Espressif</w:t>
+      </w:r>
+      <w:proofErr w:type="spellEnd"/>
+      <w:r>
+        <w:rPr>
+          <w:rFonts w:ascii="Garamond" w:hAnsi="Garamond"/>
+          <w:lang w:val="en-GB"/>
+        </w:rPr>
+        <w:t xml:space="preserve"> Systems’. Accessed 10 December 2025. </w:t>
+      </w:r>
+      <w:hyperlink r:id="rId40" w:history="1">
+        <w:r>
+          <w:rPr>
+            <w:rStyle w:val="Hyperlink"/>
+            <w:rFonts w:ascii="Garamond" w:hAnsi="Garamond"/>
+            <w:lang w:val="en-GB"/>
+          </w:rPr>
+          <w:t>https://www.espressif.com/en/products/socs/esp32</w:t>
+        </w:r>
+      </w:hyperlink>
+      <w:r>
+        <w:rPr>
+          <w:rFonts w:ascii="Garamond" w:hAnsi="Garamond"/>
+          <w:lang w:val="en-GB"/>
+        </w:rPr>
+        <w:t>.</w:t>
+      </w:r>
+    </w:p>
+    <w:p>
+      <w:pPr>
+        <w:spacing w:after="160" w:line="259" w:lineRule="auto"/>
+        <w:rPr>
+          <w:rFonts w:ascii="Garamond" w:hAnsi="Garamond"/>
+          <w:lang w:val="en-GB"/>
+        </w:rPr>
+      </w:pPr>
+      <w:proofErr w:type="spellStart"/>
+      <w:r>
+        <w:rPr>
+          <w:rFonts w:ascii="Garamond" w:hAnsi="Garamond"/>
+          <w:lang w:val="en-GB"/>
+        </w:rPr>
+        <w:t>Espressif</w:t>
+      </w:r>
+      <w:proofErr w:type="spellEnd"/>
+      <w:r>
+        <w:rPr>
+          <w:rFonts w:ascii="Garamond" w:hAnsi="Garamond"/>
+          <w:lang w:val="en-GB"/>
+        </w:rPr>
+        <w:t xml:space="preserve">. ‘ESPRESSIF’. Product. ESP Product Selector, 2025. </w:t>
+      </w:r>
+      <w:hyperlink r:id="rId41" w:anchor="/product-selector?language=en&amp;names=ESP32-WROOM-32E-N16" w:history="1">
+        <w:r>
+          <w:rPr>
+            <w:rStyle w:val="Hyperlink"/>
+            <w:rFonts w:ascii="Garamond" w:hAnsi="Garamond"/>
+            <w:lang w:val="en-GB"/>
+          </w:rPr>
+          <w:t>https://products.espressif.com/#/product-selector?language=en&amp;names=ESP32-WROOM-32E-N16</w:t>
+        </w:r>
+      </w:hyperlink>
+      <w:r>
+        <w:rPr>
+          <w:rFonts w:ascii="Garamond" w:hAnsi="Garamond"/>
+          <w:lang w:val="en-GB"/>
+        </w:rPr>
+        <w:t>.</w:t>
+      </w:r>
+    </w:p>
+    <w:p>
+      <w:pPr>
+        <w:spacing w:after="160" w:line="259" w:lineRule="auto"/>
+        <w:rPr>
+          <w:rFonts w:ascii="Garamond" w:hAnsi="Garamond"/>
+          <w:lang w:val="en-GB"/>
+        </w:rPr>
+      </w:pPr>
+      <w:r>
+        <w:rPr>
+          <w:rFonts w:ascii="Garamond" w:hAnsi="Garamond"/>
+          <w:lang w:val="en-GB"/>
+        </w:rPr>
+        <w:t xml:space="preserve">Federation, British Plastics. ‘A History of Plastics’. British Plastics Federation. Accessed 17 October 2025. </w:t>
+      </w:r>
+      <w:hyperlink r:id="rId42" w:history="1">
+        <w:r>
+          <w:rPr>
+            <w:rStyle w:val="Hyperlink"/>
+            <w:rFonts w:ascii="Garamond" w:hAnsi="Garamond"/>
+            <w:lang w:val="en-GB"/>
+          </w:rPr>
+          <w:t>https://www.bpf.co.uk/plastipedia/plastics_history/Default.aspx</w:t>
+        </w:r>
+      </w:hyperlink>
+      <w:r>
+        <w:rPr>
+          <w:rFonts w:ascii="Garamond" w:hAnsi="Garamond"/>
+          <w:lang w:val="en-GB"/>
+        </w:rPr>
+        <w:t>.</w:t>
+      </w:r>
+    </w:p>
+    <w:p>
+      <w:pPr>
+        <w:spacing w:after="160" w:line="259" w:lineRule="auto"/>
+        <w:rPr>
+          <w:rFonts w:ascii="Garamond" w:hAnsi="Garamond"/>
+          <w:lang w:val="en-GB"/>
+        </w:rPr>
+      </w:pPr>
+      <w:r>
+        <w:rPr>
+          <w:rFonts w:ascii="Garamond" w:hAnsi="Garamond"/>
+          <w:lang w:val="en-GB"/>
+        </w:rPr>
+        <w:t xml:space="preserve">Fürst, Jonathan, </w:t>
+      </w:r>
+      <w:proofErr w:type="spellStart"/>
+      <w:r>
+        <w:rPr>
+          <w:rFonts w:ascii="Garamond" w:hAnsi="Garamond"/>
+          <w:lang w:val="en-GB"/>
+        </w:rPr>
+        <w:t>Kaifei</w:t>
+      </w:r>
+      <w:proofErr w:type="spellEnd"/>
+      <w:r>
+        <w:rPr>
+          <w:rFonts w:ascii="Garamond" w:hAnsi="Garamond"/>
+          <w:lang w:val="en-GB"/>
+        </w:rPr>
+        <w:t xml:space="preserve"> Chen, Hyung-Sin Kim, and Philippe Bonnet. ‘Evaluating Bluetooth Low Energy for IoT’. </w:t>
+      </w:r>
+      <w:r>
+        <w:rPr>
+          <w:rFonts w:ascii="Garamond" w:hAnsi="Garamond"/>
+          <w:i/>
+          <w:iCs/>
+          <w:lang w:val="en-GB"/>
+        </w:rPr>
+        <w:t>2018 IEEE Workshop on Benchmarking Cyber-Physical Networks and Systems (</w:t>
+      </w:r>
+      <w:proofErr w:type="spellStart"/>
+      <w:r>
+        <w:rPr>
+          <w:rFonts w:ascii="Garamond" w:hAnsi="Garamond"/>
+          <w:i/>
+          <w:iCs/>
+          <w:lang w:val="en-GB"/>
+        </w:rPr>
+        <w:t>CPSBench</w:t>
+      </w:r>
+      <w:proofErr w:type="spellEnd"/>
+      <w:r>
+        <w:rPr>
+          <w:rFonts w:ascii="Garamond" w:hAnsi="Garamond"/>
+          <w:i/>
+          <w:iCs/>
+          <w:lang w:val="en-GB"/>
+        </w:rPr>
+        <w:t>)</w:t>
+      </w:r>
+      <w:r>
+        <w:rPr>
+          <w:rFonts w:ascii="Garamond" w:hAnsi="Garamond"/>
+          <w:lang w:val="en-GB"/>
+        </w:rPr>
+        <w:t xml:space="preserve">, April 2018, 1–6. </w:t>
+      </w:r>
+      <w:hyperlink r:id="rId43" w:history="1">
+        <w:r>
+          <w:rPr>
+            <w:rStyle w:val="Hyperlink"/>
+            <w:rFonts w:ascii="Garamond" w:hAnsi="Garamond"/>
+            <w:lang w:val="en-GB"/>
+          </w:rPr>
+          <w:t>https://doi.org/10.1109/CPSBench.2018.00007</w:t>
+        </w:r>
+      </w:hyperlink>
+      <w:r>
+        <w:rPr>
+          <w:rFonts w:ascii="Garamond" w:hAnsi="Garamond"/>
+          <w:lang w:val="en-GB"/>
+        </w:rPr>
+        <w:t>.</w:t>
+      </w:r>
+    </w:p>
+    <w:p>
+      <w:pPr>
+        <w:spacing w:after="160" w:line="259" w:lineRule="auto"/>
+        <w:rPr>
+          <w:rFonts w:ascii="Garamond" w:hAnsi="Garamond"/>
+          <w:lang w:val="en-GB"/>
+        </w:rPr>
+      </w:pPr>
+      <w:r>
+        <w:rPr>
+          <w:rFonts w:ascii="Garamond" w:hAnsi="Garamond"/>
+          <w:lang w:val="en-GB"/>
+        </w:rPr>
+        <w:t xml:space="preserve">Gabriel, Alex, and Fabio Cruz. ‘Open Source IoT-Based Collection Bin Applied to Local Plastic Recycling’. </w:t>
+      </w:r>
+      <w:proofErr w:type="spellStart"/>
+      <w:r>
+        <w:rPr>
+          <w:rFonts w:ascii="Garamond" w:hAnsi="Garamond"/>
+          <w:i/>
+          <w:iCs/>
+          <w:lang w:val="en-GB"/>
+        </w:rPr>
+        <w:t>HardwareX</w:t>
+      </w:r>
+      <w:proofErr w:type="spellEnd"/>
+      <w:r>
+        <w:rPr>
+          <w:rFonts w:ascii="Garamond" w:hAnsi="Garamond"/>
+          <w:lang w:val="en-GB"/>
+        </w:rPr>
+        <w:t xml:space="preserve"> 13 (March 2023): e00389. </w:t>
+      </w:r>
+      <w:hyperlink r:id="rId44" w:history="1">
+        <w:r>
+          <w:rPr>
+            <w:rStyle w:val="Hyperlink"/>
+            <w:rFonts w:ascii="Garamond" w:hAnsi="Garamond"/>
+            <w:lang w:val="en-GB"/>
+          </w:rPr>
+          <w:t>https://doi.org/10.1016/j.ohx.2022.e00389</w:t>
+        </w:r>
+      </w:hyperlink>
+      <w:r>
+        <w:rPr>
+          <w:rFonts w:ascii="Garamond" w:hAnsi="Garamond"/>
+          <w:lang w:val="en-GB"/>
+        </w:rPr>
+        <w:t>.</w:t>
+      </w:r>
+    </w:p>
+    <w:p>
+      <w:pPr>
+        <w:spacing w:after="160" w:line="259" w:lineRule="auto"/>
+        <w:rPr>
+          <w:rFonts w:ascii="Garamond" w:hAnsi="Garamond"/>
+          <w:lang w:val="en-GB"/>
+        </w:rPr>
+      </w:pPr>
+      <w:proofErr w:type="spellStart"/>
+      <w:r>
+        <w:rPr>
+          <w:rFonts w:ascii="Garamond" w:hAnsi="Garamond"/>
+          <w:lang w:val="en-GB"/>
+        </w:rPr>
+        <w:t>Gakstatter</w:t>
+      </w:r>
+      <w:proofErr w:type="spellEnd"/>
+      <w:r>
+        <w:rPr>
+          <w:rFonts w:ascii="Garamond" w:hAnsi="Garamond"/>
+          <w:lang w:val="en-GB"/>
+        </w:rPr>
+        <w:t xml:space="preserve">, Eric. </w:t>
+      </w:r>
+      <w:r>
+        <w:rPr>
+          <w:rFonts w:ascii="Garamond" w:hAnsi="Garamond"/>
+          <w:i/>
+          <w:iCs/>
+          <w:lang w:val="en-GB"/>
+        </w:rPr>
+        <w:t>What Exactly Is GPS NMEA Data? - GPS World</w:t>
+      </w:r>
+      <w:r>
+        <w:rPr>
+          <w:rFonts w:ascii="Garamond" w:hAnsi="Garamond"/>
+          <w:lang w:val="en-GB"/>
+        </w:rPr>
+        <w:t xml:space="preserve">. Opinions. 4 February 2015. </w:t>
+      </w:r>
+      <w:hyperlink r:id="rId45" w:history="1">
+        <w:r>
+          <w:rPr>
+            <w:rStyle w:val="Hyperlink"/>
+            <w:rFonts w:ascii="Garamond" w:hAnsi="Garamond"/>
+            <w:lang w:val="en-GB"/>
+          </w:rPr>
+          <w:t>https://www.gpsworld.com/what-exactly-is-gps-nmea-data/</w:t>
+        </w:r>
+      </w:hyperlink>
+      <w:r>
+        <w:rPr>
+          <w:rFonts w:ascii="Garamond" w:hAnsi="Garamond"/>
+          <w:lang w:val="en-GB"/>
+        </w:rPr>
+        <w:t>.</w:t>
+      </w:r>
+    </w:p>
+    <w:p>
+      <w:pPr>
+        <w:spacing w:after="160" w:line="259" w:lineRule="auto"/>
+        <w:rPr>
+          <w:rFonts w:ascii="Garamond" w:hAnsi="Garamond"/>
+          <w:lang w:val="en-GB"/>
+        </w:rPr>
+      </w:pPr>
+      <w:r>
+        <w:rPr>
+          <w:rFonts w:ascii="Garamond" w:hAnsi="Garamond"/>
+          <w:lang w:val="en-GB"/>
+        </w:rPr>
+        <w:t xml:space="preserve">‘Global Plastic Waste Pollution Challenges and Management’. Accessed 21 October 2025. </w:t>
+      </w:r>
+      <w:hyperlink r:id="rId46" w:history="1">
+        <w:r>
+          <w:rPr>
+            <w:rStyle w:val="Hyperlink"/>
+            <w:rFonts w:ascii="Garamond" w:hAnsi="Garamond"/>
+            <w:lang w:val="en-GB"/>
+          </w:rPr>
+          <w:t>https://ieeexplore.ieee.org/abstract/document/9078268</w:t>
+        </w:r>
+      </w:hyperlink>
+      <w:r>
+        <w:rPr>
+          <w:rFonts w:ascii="Garamond" w:hAnsi="Garamond"/>
+          <w:lang w:val="en-GB"/>
+        </w:rPr>
+        <w:t>.</w:t>
+      </w:r>
+    </w:p>
+    <w:p>
+      <w:pPr>
+        <w:spacing w:after="160" w:line="259" w:lineRule="auto"/>
+        <w:rPr>
+          <w:rFonts w:ascii="Garamond" w:hAnsi="Garamond"/>
+          <w:lang w:val="en-GB"/>
+        </w:rPr>
+      </w:pPr>
+      <w:r>
+        <w:rPr>
+          <w:rFonts w:ascii="Garamond" w:hAnsi="Garamond"/>
+          <w:lang w:val="en-GB"/>
+        </w:rPr>
+        <w:t xml:space="preserve">Harrison, Tyler L., and Gilles O. Einstein. ‘Prospective Memory: Are Preparatory Attentional Processes Necessary for a Single Focal Cue?’ </w:t>
+      </w:r>
+      <w:r>
+        <w:rPr>
+          <w:rFonts w:ascii="Garamond" w:hAnsi="Garamond"/>
+          <w:i/>
+          <w:iCs/>
+          <w:lang w:val="en-GB"/>
+        </w:rPr>
+        <w:t>Memory &amp; Cognition</w:t>
+      </w:r>
+      <w:r>
+        <w:rPr>
+          <w:rFonts w:ascii="Garamond" w:hAnsi="Garamond"/>
+          <w:lang w:val="en-GB"/>
+        </w:rPr>
+        <w:t xml:space="preserve"> 38, no. 7 (2010): 860–67. </w:t>
+      </w:r>
+      <w:hyperlink r:id="rId47" w:history="1">
+        <w:r>
+          <w:rPr>
+            <w:rStyle w:val="Hyperlink"/>
+            <w:rFonts w:ascii="Garamond" w:hAnsi="Garamond"/>
+            <w:lang w:val="en-GB"/>
+          </w:rPr>
+          <w:t>https://doi.org/10.3758/MC.38.7.860</w:t>
+        </w:r>
+      </w:hyperlink>
+      <w:r>
+        <w:rPr>
+          <w:rFonts w:ascii="Garamond" w:hAnsi="Garamond"/>
+          <w:lang w:val="en-GB"/>
+        </w:rPr>
+        <w:t>.</w:t>
+      </w:r>
+    </w:p>
+    <w:p>
+      <w:pPr>
+        <w:spacing w:after="160" w:line="259" w:lineRule="auto"/>
+        <w:rPr>
+          <w:rFonts w:ascii="Garamond" w:hAnsi="Garamond"/>
+          <w:lang w:val="en-GB"/>
+        </w:rPr>
+      </w:pPr>
+      <w:r>
+        <w:rPr>
+          <w:rFonts w:ascii="Garamond" w:hAnsi="Garamond"/>
+          <w:lang w:val="en-GB"/>
+        </w:rPr>
+        <w:t xml:space="preserve">Harrison, Tyler L., Hillary G. Mullet, Katie N. Whiffen, Hunter Ousterhout, and Gilles O. Einstein. ‘Prospective Memory: Effects of Divided Attention on Spontaneous Retrieval’. </w:t>
+      </w:r>
+      <w:r>
+        <w:rPr>
+          <w:rFonts w:ascii="Garamond" w:hAnsi="Garamond"/>
+          <w:i/>
+          <w:iCs/>
+          <w:lang w:val="en-GB"/>
+        </w:rPr>
+        <w:t>Memory &amp; Cognition</w:t>
+      </w:r>
+      <w:r>
+        <w:rPr>
+          <w:rFonts w:ascii="Garamond" w:hAnsi="Garamond"/>
+          <w:lang w:val="en-GB"/>
+        </w:rPr>
+        <w:t xml:space="preserve"> 42, no. 2 (2013): 212–24. </w:t>
+      </w:r>
+      <w:hyperlink r:id="rId48" w:history="1">
+        <w:r>
+          <w:rPr>
+            <w:rStyle w:val="Hyperlink"/>
+            <w:rFonts w:ascii="Garamond" w:hAnsi="Garamond"/>
+            <w:lang w:val="en-GB"/>
+          </w:rPr>
+          <w:t>https://doi.org/10.3758/s13421-013-0357-y</w:t>
+        </w:r>
+      </w:hyperlink>
+      <w:r>
+        <w:rPr>
+          <w:rFonts w:ascii="Garamond" w:hAnsi="Garamond"/>
+          <w:lang w:val="en-GB"/>
+        </w:rPr>
+        <w:t>.</w:t>
+      </w:r>
+    </w:p>
+    <w:p>
+      <w:pPr>
+        <w:spacing w:after="160" w:line="259" w:lineRule="auto"/>
+        <w:rPr>
+          <w:rFonts w:ascii="Garamond" w:hAnsi="Garamond"/>
+          <w:lang w:val="en-GB"/>
+        </w:rPr>
+      </w:pPr>
+      <w:r>
+        <w:rPr>
+          <w:rFonts w:ascii="Garamond" w:hAnsi="Garamond"/>
+          <w:lang w:val="en-GB"/>
+        </w:rPr>
+        <w:t>Lee, Yi-Shiun, Yong-Yi Fanjiang, Chi-Huang Hung, and Yung-</w:t>
+      </w:r>
+      <w:proofErr w:type="spellStart"/>
+      <w:r>
+        <w:rPr>
+          <w:rFonts w:ascii="Garamond" w:hAnsi="Garamond"/>
+          <w:lang w:val="en-GB"/>
+        </w:rPr>
+        <w:t>Shiang</w:t>
+      </w:r>
+      <w:proofErr w:type="spellEnd"/>
+      <w:r>
+        <w:rPr>
+          <w:rFonts w:ascii="Garamond" w:hAnsi="Garamond"/>
+          <w:lang w:val="en-GB"/>
+        </w:rPr>
+        <w:t xml:space="preserve"> Huang. </w:t>
+      </w:r>
+      <w:r>
+        <w:rPr>
+          <w:rFonts w:ascii="Garamond" w:hAnsi="Garamond"/>
+          <w:i/>
+          <w:iCs/>
+          <w:lang w:val="en-GB"/>
+        </w:rPr>
+        <w:t xml:space="preserve">BLE Signal Processing and Machine Learning for Indoor </w:t>
+      </w:r>
+      <w:proofErr w:type="spellStart"/>
+      <w:r>
+        <w:rPr>
+          <w:rFonts w:ascii="Garamond" w:hAnsi="Garamond"/>
+          <w:i/>
+          <w:iCs/>
+          <w:lang w:val="en-GB"/>
+        </w:rPr>
+        <w:t>Behavior</w:t>
+      </w:r>
+      <w:proofErr w:type="spellEnd"/>
+      <w:r>
+        <w:rPr>
+          <w:rFonts w:ascii="Garamond" w:hAnsi="Garamond"/>
+          <w:i/>
+          <w:iCs/>
+          <w:lang w:val="en-GB"/>
+        </w:rPr>
+        <w:t xml:space="preserve"> Classification</w:t>
+      </w:r>
+      <w:r>
+        <w:rPr>
+          <w:rFonts w:ascii="Garamond" w:hAnsi="Garamond"/>
+          <w:lang w:val="en-GB"/>
+        </w:rPr>
+        <w:t xml:space="preserve">. 25, no. 14 (2025): 4496. </w:t>
+      </w:r>
+      <w:hyperlink r:id="rId49" w:history="1">
+        <w:r>
+          <w:rPr>
+            <w:rStyle w:val="Hyperlink"/>
+            <w:rFonts w:ascii="Garamond" w:hAnsi="Garamond"/>
+            <w:lang w:val="en-GB"/>
+          </w:rPr>
+          <w:t>https://doi.org/10.3390/s25144496</w:t>
+        </w:r>
+      </w:hyperlink>
+      <w:r>
+        <w:rPr>
+          <w:rFonts w:ascii="Garamond" w:hAnsi="Garamond"/>
+          <w:lang w:val="en-GB"/>
+        </w:rPr>
+        <w:t>.</w:t>
+      </w:r>
+    </w:p>
+    <w:p>
+      <w:pPr>
+        <w:spacing w:after="160" w:line="259" w:lineRule="auto"/>
+        <w:rPr>
+          <w:rFonts w:ascii="Garamond" w:hAnsi="Garamond"/>
+          <w:lang w:val="en-GB"/>
+        </w:rPr>
+      </w:pPr>
+      <w:r>
+        <w:rPr>
+          <w:rFonts w:ascii="Garamond" w:hAnsi="Garamond"/>
+          <w:lang w:val="en-GB"/>
+        </w:rPr>
+        <w:t xml:space="preserve">Lyatuu, Cornel Andrew. ‘An Analysis of Bluetooth 5 in Comparison to Bluetooth 4.2’. </w:t>
+      </w:r>
+      <w:proofErr w:type="spellStart"/>
+      <w:r>
+        <w:rPr>
+          <w:rFonts w:ascii="Garamond" w:hAnsi="Garamond"/>
+          <w:i/>
+          <w:iCs/>
+          <w:lang w:val="en-GB"/>
+        </w:rPr>
+        <w:t>Europub</w:t>
+      </w:r>
+      <w:proofErr w:type="spellEnd"/>
+      <w:r>
+        <w:rPr>
+          <w:rFonts w:ascii="Garamond" w:hAnsi="Garamond"/>
+          <w:i/>
+          <w:iCs/>
+          <w:lang w:val="en-GB"/>
+        </w:rPr>
+        <w:t xml:space="preserve"> Journal of Education Research</w:t>
+      </w:r>
+      <w:r>
+        <w:rPr>
+          <w:rFonts w:ascii="Garamond" w:hAnsi="Garamond"/>
+          <w:lang w:val="en-GB"/>
+        </w:rPr>
+        <w:t xml:space="preserve"> 3, no. 1 (2022): 112–20. </w:t>
+      </w:r>
+      <w:hyperlink r:id="rId50" w:history="1">
+        <w:r>
+          <w:rPr>
+            <w:rStyle w:val="Hyperlink"/>
+            <w:rFonts w:ascii="Garamond" w:hAnsi="Garamond"/>
+            <w:lang w:val="en-GB"/>
+          </w:rPr>
+          <w:t>https://doi.org/10.54745/ejerv3n1-008</w:t>
+        </w:r>
+      </w:hyperlink>
+      <w:r>
+        <w:rPr>
+          <w:rFonts w:ascii="Garamond" w:hAnsi="Garamond"/>
+          <w:lang w:val="en-GB"/>
+        </w:rPr>
+        <w:t>.</w:t>
+      </w:r>
+    </w:p>
+    <w:p>
+      <w:pPr>
+        <w:spacing w:after="160" w:line="259" w:lineRule="auto"/>
+        <w:rPr>
+          <w:rFonts w:ascii="Garamond" w:hAnsi="Garamond"/>
+          <w:lang w:val="en-GB"/>
+        </w:rPr>
+      </w:pPr>
+      <w:r>
+        <w:rPr>
+          <w:rFonts w:ascii="Garamond" w:hAnsi="Garamond"/>
+          <w:lang w:val="en-GB"/>
+        </w:rPr>
+        <w:t xml:space="preserve">Macintosh, Andrew, Amelia Simpson, Teresa Neeman, and </w:t>
+      </w:r>
+      <w:proofErr w:type="spellStart"/>
+      <w:r>
+        <w:rPr>
+          <w:rFonts w:ascii="Garamond" w:hAnsi="Garamond"/>
+          <w:lang w:val="en-GB"/>
+        </w:rPr>
+        <w:t>Kirilly</w:t>
+      </w:r>
+      <w:proofErr w:type="spellEnd"/>
+      <w:r>
+        <w:rPr>
+          <w:rFonts w:ascii="Garamond" w:hAnsi="Garamond"/>
+          <w:lang w:val="en-GB"/>
+        </w:rPr>
+        <w:t xml:space="preserve"> Dickson. ‘Plastic Bag Bans: Lessons from the Australian Capital Territory’. </w:t>
+      </w:r>
+      <w:r>
+        <w:rPr>
+          <w:rFonts w:ascii="Garamond" w:hAnsi="Garamond"/>
+          <w:i/>
+          <w:iCs/>
+          <w:lang w:val="en-GB"/>
+        </w:rPr>
+        <w:t>Resources, Conservation and Recycling</w:t>
+      </w:r>
+      <w:r>
+        <w:rPr>
+          <w:rFonts w:ascii="Garamond" w:hAnsi="Garamond"/>
+          <w:lang w:val="en-GB"/>
+        </w:rPr>
+        <w:t xml:space="preserve"> 154 (March 2020): 104638. </w:t>
+      </w:r>
+      <w:hyperlink r:id="rId51" w:history="1">
+        <w:r>
+          <w:rPr>
+            <w:rStyle w:val="Hyperlink"/>
+            <w:rFonts w:ascii="Garamond" w:hAnsi="Garamond"/>
+            <w:lang w:val="en-GB"/>
+          </w:rPr>
+          <w:t>https://doi.org/10.1016/j.resconrec.2019.104638</w:t>
+        </w:r>
+      </w:hyperlink>
+      <w:r>
+        <w:rPr>
+          <w:rFonts w:ascii="Garamond" w:hAnsi="Garamond"/>
+          <w:lang w:val="en-GB"/>
+        </w:rPr>
+        <w:t>.</w:t>
+      </w:r>
+    </w:p>
+    <w:p>
+      <w:pPr>
+        <w:spacing w:after="160" w:line="259" w:lineRule="auto"/>
+        <w:rPr>
+          <w:rFonts w:ascii="Garamond" w:hAnsi="Garamond"/>
+          <w:lang w:val="en-GB"/>
+        </w:rPr>
+      </w:pPr>
+      <w:r>
+        <w:rPr>
+          <w:rFonts w:ascii="Garamond" w:hAnsi="Garamond"/>
+          <w:lang w:val="en-GB"/>
+        </w:rPr>
+        <w:t xml:space="preserve">Mackensen, Elke, Matthias Lai, and Thomas M. Wendt. ‘Bluetooth Low Energy (BLE) Based Wireless Sensors’. </w:t>
+      </w:r>
+      <w:r>
+        <w:rPr>
+          <w:rFonts w:ascii="Garamond" w:hAnsi="Garamond"/>
+          <w:i/>
+          <w:iCs/>
+          <w:lang w:val="en-GB"/>
+        </w:rPr>
+        <w:t>2012 IEEE SENSORS</w:t>
+      </w:r>
+      <w:r>
+        <w:rPr>
+          <w:rFonts w:ascii="Garamond" w:hAnsi="Garamond"/>
+          <w:lang w:val="en-GB"/>
+        </w:rPr>
+        <w:t xml:space="preserve">, October 2012, 1–4. </w:t>
+      </w:r>
+      <w:hyperlink r:id="rId52" w:history="1">
+        <w:r>
+          <w:rPr>
+            <w:rStyle w:val="Hyperlink"/>
+            <w:rFonts w:ascii="Garamond" w:hAnsi="Garamond"/>
+            <w:lang w:val="en-GB"/>
+          </w:rPr>
+          <w:t>https://doi.org/10.1109/ICSENS.2012.6411303</w:t>
+        </w:r>
+      </w:hyperlink>
+      <w:r>
+        <w:rPr>
+          <w:rFonts w:ascii="Garamond" w:hAnsi="Garamond"/>
+          <w:lang w:val="en-GB"/>
+        </w:rPr>
+        <w:t>.</w:t>
+      </w:r>
+    </w:p>
+    <w:p>
+      <w:pPr>
+        <w:spacing w:after="160" w:line="259" w:lineRule="auto"/>
+        <w:rPr>
+          <w:rFonts w:ascii="Garamond" w:hAnsi="Garamond"/>
+          <w:lang w:val="en-GB"/>
+        </w:rPr>
+      </w:pPr>
+      <w:r>
+        <w:rPr>
+          <w:rFonts w:ascii="Garamond" w:hAnsi="Garamond"/>
+          <w:lang w:val="en-GB"/>
+        </w:rPr>
+        <w:t xml:space="preserve">McDaniel, Mark A., and Gilles O. Einstein. ‘Strategic and Automatic Processes in Prospective Memory Retrieval: A </w:t>
+      </w:r>
+      <w:proofErr w:type="spellStart"/>
+      <w:r>
+        <w:rPr>
+          <w:rFonts w:ascii="Garamond" w:hAnsi="Garamond"/>
+          <w:lang w:val="en-GB"/>
+        </w:rPr>
+        <w:t>Multiprocess</w:t>
+      </w:r>
+      <w:proofErr w:type="spellEnd"/>
+      <w:r>
+        <w:rPr>
+          <w:rFonts w:ascii="Garamond" w:hAnsi="Garamond"/>
+          <w:lang w:val="en-GB"/>
+        </w:rPr>
+        <w:t xml:space="preserve"> Framework’. </w:t>
+      </w:r>
+      <w:r>
+        <w:rPr>
+          <w:rFonts w:ascii="Garamond" w:hAnsi="Garamond"/>
+          <w:i/>
+          <w:iCs/>
+          <w:lang w:val="en-GB"/>
+        </w:rPr>
+        <w:t>Applied Cognitive Psychology</w:t>
+      </w:r>
+      <w:r>
+        <w:rPr>
+          <w:rFonts w:ascii="Garamond" w:hAnsi="Garamond"/>
+          <w:lang w:val="en-GB"/>
+        </w:rPr>
+        <w:t xml:space="preserve"> 14, no. 7 (2000): S127–44. </w:t>
+      </w:r>
+      <w:hyperlink r:id="rId53" w:history="1">
+        <w:r>
+          <w:rPr>
+            <w:rStyle w:val="Hyperlink"/>
+            <w:rFonts w:ascii="Garamond" w:hAnsi="Garamond"/>
+            <w:lang w:val="en-GB"/>
+          </w:rPr>
+          <w:t>https://doi.org/10.1002/acp.775</w:t>
+        </w:r>
+      </w:hyperlink>
+      <w:r>
+        <w:rPr>
+          <w:rFonts w:ascii="Garamond" w:hAnsi="Garamond"/>
+          <w:lang w:val="en-GB"/>
+        </w:rPr>
+        <w:t>.</w:t>
+      </w:r>
+    </w:p>
+    <w:p>
+      <w:pPr>
+        <w:spacing w:after="160" w:line="259" w:lineRule="auto"/>
+        <w:rPr>
+          <w:rFonts w:ascii="Garamond" w:hAnsi="Garamond"/>
+          <w:lang w:val="en-GB"/>
+        </w:rPr>
+      </w:pPr>
+      <w:r>
+        <w:rPr>
+          <w:rFonts w:ascii="Garamond" w:hAnsi="Garamond"/>
+          <w:lang w:val="en-GB"/>
+        </w:rPr>
+        <w:t xml:space="preserve">McDermott-Wells, P. ‘What Is Bluetooth?’ </w:t>
+      </w:r>
+      <w:r>
+        <w:rPr>
+          <w:rFonts w:ascii="Garamond" w:hAnsi="Garamond"/>
+          <w:i/>
+          <w:iCs/>
+          <w:lang w:val="en-GB"/>
+        </w:rPr>
+        <w:t>IEEE Potentials</w:t>
+      </w:r>
+      <w:r>
+        <w:rPr>
+          <w:rFonts w:ascii="Garamond" w:hAnsi="Garamond"/>
+          <w:lang w:val="en-GB"/>
+        </w:rPr>
+        <w:t xml:space="preserve"> 23, no. 5 (2005): 33–35. </w:t>
+      </w:r>
+      <w:hyperlink r:id="rId54" w:history="1">
+        <w:r>
+          <w:rPr>
+            <w:rStyle w:val="Hyperlink"/>
+            <w:rFonts w:ascii="Garamond" w:hAnsi="Garamond"/>
+            <w:lang w:val="en-GB"/>
+          </w:rPr>
+          <w:t>https://doi.org/10.1109/MP.2005.1368913</w:t>
+        </w:r>
+      </w:hyperlink>
+      <w:r>
+        <w:rPr>
+          <w:rFonts w:ascii="Garamond" w:hAnsi="Garamond"/>
+          <w:lang w:val="en-GB"/>
+        </w:rPr>
+        <w:t>.</w:t>
+      </w:r>
+    </w:p>
+    <w:p>
+      <w:pPr>
+        <w:spacing w:after="160" w:line="259" w:lineRule="auto"/>
+        <w:rPr>
+          <w:rFonts w:ascii="Garamond" w:hAnsi="Garamond"/>
+          <w:lang w:val="en-GB"/>
+        </w:rPr>
+      </w:pPr>
+      <w:r>
+        <w:rPr>
+          <w:rFonts w:ascii="Garamond" w:hAnsi="Garamond"/>
+          <w:lang w:val="en-GB"/>
+        </w:rPr>
+        <w:t xml:space="preserve">Milner, Greg. ‘What Is GPS?’ </w:t>
+      </w:r>
+      <w:r>
+        <w:rPr>
+          <w:rFonts w:ascii="Garamond" w:hAnsi="Garamond"/>
+          <w:i/>
+          <w:iCs/>
+          <w:lang w:val="en-GB"/>
+        </w:rPr>
+        <w:t>Journal of Technology in Human Services</w:t>
+      </w:r>
+      <w:r>
+        <w:rPr>
+          <w:rFonts w:ascii="Garamond" w:hAnsi="Garamond"/>
+          <w:lang w:val="en-GB"/>
+        </w:rPr>
+        <w:t xml:space="preserve"> 34, no. 1 (2016): 9–12. </w:t>
+      </w:r>
+      <w:hyperlink r:id="rId55" w:history="1">
+        <w:r>
+          <w:rPr>
+            <w:rStyle w:val="Hyperlink"/>
+            <w:rFonts w:ascii="Garamond" w:hAnsi="Garamond"/>
+            <w:lang w:val="en-GB"/>
+          </w:rPr>
+          <w:t>https://doi.org/10.1080/15228835.2016.1140110</w:t>
+        </w:r>
+      </w:hyperlink>
+      <w:r>
+        <w:rPr>
+          <w:rFonts w:ascii="Garamond" w:hAnsi="Garamond"/>
+          <w:lang w:val="en-GB"/>
+        </w:rPr>
+        <w:t>.</w:t>
+      </w:r>
+    </w:p>
+    <w:p>
+      <w:pPr>
+        <w:spacing w:after="160" w:line="259" w:lineRule="auto"/>
+        <w:rPr>
+          <w:rFonts w:ascii="Garamond" w:hAnsi="Garamond"/>
+          <w:lang w:val="en-GB"/>
+        </w:rPr>
+      </w:pPr>
+      <w:r>
+        <w:rPr>
+          <w:rFonts w:ascii="Garamond" w:hAnsi="Garamond"/>
+          <w:lang w:val="en-GB"/>
+        </w:rPr>
+        <w:t xml:space="preserve">Norman, Don. </w:t>
+      </w:r>
+      <w:r>
+        <w:rPr>
+          <w:rFonts w:ascii="Garamond" w:hAnsi="Garamond"/>
+          <w:i/>
+          <w:iCs/>
+          <w:lang w:val="en-GB"/>
+        </w:rPr>
+        <w:t>The Design of Everyday Things</w:t>
+      </w:r>
+      <w:r>
+        <w:rPr>
+          <w:rFonts w:ascii="Garamond" w:hAnsi="Garamond"/>
+          <w:lang w:val="en-GB"/>
+        </w:rPr>
+        <w:t>. Revised and Expanded. Basic Books, 2013.</w:t>
+      </w:r>
+    </w:p>
+    <w:p>
+      <w:pPr>
+        <w:spacing w:after="160" w:line="259" w:lineRule="auto"/>
+        <w:rPr>
+          <w:rFonts w:ascii="Garamond" w:hAnsi="Garamond"/>
+          <w:lang w:val="en-GB"/>
+        </w:rPr>
+      </w:pPr>
+      <w:r>
+        <w:rPr>
+          <w:rFonts w:ascii="Garamond" w:hAnsi="Garamond"/>
+          <w:lang w:val="en-GB"/>
+        </w:rPr>
+        <w:t xml:space="preserve">OpenAI. </w:t>
+      </w:r>
+      <w:r>
+        <w:rPr>
+          <w:rFonts w:ascii="Garamond" w:hAnsi="Garamond"/>
+          <w:i/>
+          <w:iCs/>
+          <w:lang w:val="en-GB"/>
+        </w:rPr>
+        <w:t>ChatGPT (GPT-5.1)</w:t>
+      </w:r>
+      <w:r>
+        <w:rPr>
+          <w:rFonts w:ascii="Garamond" w:hAnsi="Garamond"/>
+          <w:lang w:val="en-GB"/>
+        </w:rPr>
+        <w:t xml:space="preserve">. V. GPT-5.1. OpenAI, released 2025. Web-based AI model. </w:t>
+      </w:r>
+      <w:hyperlink r:id="rId56" w:history="1">
+        <w:r>
+          <w:rPr>
+            <w:rStyle w:val="Hyperlink"/>
+            <w:rFonts w:ascii="Garamond" w:hAnsi="Garamond"/>
+            <w:lang w:val="en-GB"/>
+          </w:rPr>
+          <w:t>https://chat.openai.com/</w:t>
+        </w:r>
+      </w:hyperlink>
+      <w:r>
+        <w:rPr>
+          <w:rFonts w:ascii="Garamond" w:hAnsi="Garamond"/>
+          <w:lang w:val="en-GB"/>
+        </w:rPr>
+        <w:t>.</w:t>
+      </w:r>
+    </w:p>
+    <w:p>
+      <w:pPr>
+        <w:spacing w:after="160" w:line="259" w:lineRule="auto"/>
+        <w:rPr>
+          <w:rFonts w:ascii="Garamond" w:hAnsi="Garamond"/>
+          <w:lang w:val="en-GB"/>
+        </w:rPr>
+      </w:pPr>
+      <w:r>
+        <w:rPr>
+          <w:rFonts w:ascii="Garamond" w:hAnsi="Garamond"/>
+          <w:lang w:val="en-GB"/>
+        </w:rPr>
+        <w:lastRenderedPageBreak/>
+        <w:t xml:space="preserve">Paul, </w:t>
+      </w:r>
+      <w:proofErr w:type="spellStart"/>
+      <w:r>
+        <w:rPr>
+          <w:rFonts w:ascii="Garamond" w:hAnsi="Garamond"/>
+          <w:lang w:val="en-GB"/>
+        </w:rPr>
+        <w:t>Wahinya</w:t>
+      </w:r>
+      <w:proofErr w:type="spellEnd"/>
+      <w:r>
+        <w:rPr>
+          <w:rFonts w:ascii="Garamond" w:hAnsi="Garamond"/>
+          <w:lang w:val="en-GB"/>
+        </w:rPr>
+        <w:t xml:space="preserve"> M. K. </w:t>
+      </w:r>
+      <w:r>
+        <w:rPr>
+          <w:rFonts w:ascii="Garamond" w:hAnsi="Garamond"/>
+          <w:i/>
+          <w:iCs/>
+          <w:lang w:val="en-GB"/>
+        </w:rPr>
+        <w:t>Effectiveness of the Implementation of Plastic Bags Ban: Empirical Evidence from Kenya</w:t>
+      </w:r>
+      <w:r>
+        <w:rPr>
+          <w:rFonts w:ascii="Garamond" w:hAnsi="Garamond"/>
+          <w:lang w:val="en-GB"/>
+        </w:rPr>
+        <w:t>. n.d.</w:t>
+      </w:r>
+    </w:p>
+    <w:p>
+      <w:pPr>
+        <w:spacing w:after="160" w:line="259" w:lineRule="auto"/>
+        <w:rPr>
+          <w:rFonts w:ascii="Garamond" w:hAnsi="Garamond"/>
+          <w:lang w:val="en-GB"/>
+        </w:rPr>
+      </w:pPr>
+      <w:r>
+        <w:rPr>
+          <w:rFonts w:ascii="Garamond" w:hAnsi="Garamond"/>
+          <w:lang w:val="en-GB"/>
+        </w:rPr>
+        <w:t xml:space="preserve">Perera, Charith, Arkady Zaslavsky, Peter Christen, and Dimitrios Georgakopoulos. ‘Sensing as a Service Model for Smart Cities Supported by Internet of Things’. </w:t>
+      </w:r>
+      <w:r>
+        <w:rPr>
+          <w:rFonts w:ascii="Garamond" w:hAnsi="Garamond"/>
+          <w:i/>
+          <w:iCs/>
+          <w:lang w:val="en-GB"/>
+        </w:rPr>
+        <w:t>Transactions on Emerging Telecommunications Technologies</w:t>
+      </w:r>
+      <w:r>
+        <w:rPr>
+          <w:rFonts w:ascii="Garamond" w:hAnsi="Garamond"/>
+          <w:lang w:val="en-GB"/>
+        </w:rPr>
+        <w:t xml:space="preserve"> 25, no. 1 (2014): 81–93. </w:t>
+      </w:r>
+      <w:hyperlink r:id="rId57" w:history="1">
+        <w:r>
+          <w:rPr>
+            <w:rStyle w:val="Hyperlink"/>
+            <w:rFonts w:ascii="Garamond" w:hAnsi="Garamond"/>
+            <w:lang w:val="en-GB"/>
+          </w:rPr>
+          <w:t>https://doi.org/10.1002/ett.2704</w:t>
+        </w:r>
+      </w:hyperlink>
+      <w:r>
+        <w:rPr>
+          <w:rFonts w:ascii="Garamond" w:hAnsi="Garamond"/>
+          <w:lang w:val="en-GB"/>
+        </w:rPr>
+        <w:t>.</w:t>
+      </w:r>
+    </w:p>
+    <w:p>
+      <w:pPr>
+        <w:spacing w:after="160" w:line="259" w:lineRule="auto"/>
+        <w:rPr>
+          <w:rFonts w:ascii="Garamond" w:hAnsi="Garamond"/>
+          <w:lang w:val="en-GB"/>
+        </w:rPr>
+      </w:pPr>
+      <w:r>
+        <w:rPr>
+          <w:rFonts w:ascii="Garamond" w:hAnsi="Garamond"/>
+          <w:lang w:val="en-GB"/>
+        </w:rPr>
+        <w:t xml:space="preserve">Pratama, Agung Rizky Putra. ‘IMPLEMENTASI SISTEM LORA UNTUK DETEKSI DAN PELACAKAN PENDAKI GUNUNG’. </w:t>
+      </w:r>
+      <w:proofErr w:type="spellStart"/>
+      <w:r>
+        <w:rPr>
+          <w:rFonts w:ascii="Garamond" w:hAnsi="Garamond"/>
+          <w:i/>
+          <w:iCs/>
+          <w:lang w:val="en-GB"/>
+        </w:rPr>
+        <w:t>Jurnal</w:t>
+      </w:r>
+      <w:proofErr w:type="spellEnd"/>
+      <w:r>
+        <w:rPr>
+          <w:rFonts w:ascii="Garamond" w:hAnsi="Garamond"/>
+          <w:i/>
+          <w:iCs/>
+          <w:lang w:val="en-GB"/>
+        </w:rPr>
+        <w:t xml:space="preserve"> Media Akademik (JMA)</w:t>
+      </w:r>
+      <w:r>
+        <w:rPr>
+          <w:rFonts w:ascii="Garamond" w:hAnsi="Garamond"/>
+          <w:lang w:val="en-GB"/>
+        </w:rPr>
+        <w:t xml:space="preserve"> 3, no. 7 (2025). </w:t>
+      </w:r>
+      <w:hyperlink r:id="rId58" w:history="1">
+        <w:r>
+          <w:rPr>
+            <w:rStyle w:val="Hyperlink"/>
+            <w:rFonts w:ascii="Garamond" w:hAnsi="Garamond"/>
+            <w:lang w:val="en-GB"/>
+          </w:rPr>
+          <w:t>https://doi.org/10.62281/v3i7.2655</w:t>
+        </w:r>
+      </w:hyperlink>
+      <w:r>
+        <w:rPr>
+          <w:rFonts w:ascii="Garamond" w:hAnsi="Garamond"/>
+          <w:lang w:val="en-GB"/>
+        </w:rPr>
+        <w:t>.</w:t>
+      </w:r>
+    </w:p>
+    <w:p>
+      <w:pPr>
+        <w:spacing w:after="160" w:line="259" w:lineRule="auto"/>
+        <w:rPr>
+          <w:rFonts w:ascii="Garamond" w:hAnsi="Garamond"/>
+          <w:lang w:val="en-GB"/>
+        </w:rPr>
+      </w:pPr>
+      <w:r>
+        <w:rPr>
+          <w:rFonts w:ascii="Garamond" w:hAnsi="Garamond"/>
+          <w:lang w:val="en-GB"/>
+        </w:rPr>
+        <w:t xml:space="preserve">Rhodes, Christopher J. ‘Plastic Pollution and Potential Solutions’. </w:t>
+      </w:r>
+      <w:r>
+        <w:rPr>
+          <w:rFonts w:ascii="Garamond" w:hAnsi="Garamond"/>
+          <w:i/>
+          <w:iCs/>
+          <w:lang w:val="en-GB"/>
+        </w:rPr>
+        <w:t>Science Progress</w:t>
+      </w:r>
+      <w:r>
+        <w:rPr>
+          <w:rFonts w:ascii="Garamond" w:hAnsi="Garamond"/>
+          <w:lang w:val="en-GB"/>
+        </w:rPr>
+        <w:t xml:space="preserve"> 101, no. 3 (2018): 207–60. </w:t>
+      </w:r>
+      <w:hyperlink r:id="rId59" w:history="1">
+        <w:r>
+          <w:rPr>
+            <w:rStyle w:val="Hyperlink"/>
+            <w:rFonts w:ascii="Garamond" w:hAnsi="Garamond"/>
+            <w:lang w:val="en-GB"/>
+          </w:rPr>
+          <w:t>https://doi.org/10.3184/003685018X15294876706211</w:t>
+        </w:r>
+      </w:hyperlink>
+      <w:r>
+        <w:rPr>
+          <w:rFonts w:ascii="Garamond" w:hAnsi="Garamond"/>
+          <w:lang w:val="en-GB"/>
+        </w:rPr>
+        <w:t>.</w:t>
+      </w:r>
+    </w:p>
+    <w:p>
+      <w:pPr>
+        <w:spacing w:after="160" w:line="259" w:lineRule="auto"/>
+        <w:rPr>
+          <w:rFonts w:ascii="Garamond" w:hAnsi="Garamond"/>
+          <w:lang w:val="en-GB"/>
+        </w:rPr>
+      </w:pPr>
+      <w:r>
+        <w:rPr>
+          <w:rFonts w:ascii="Garamond" w:hAnsi="Garamond"/>
+          <w:lang w:val="en-GB"/>
+        </w:rPr>
+        <w:t xml:space="preserve">Rutkowski, Rob. ‘What’s The Differences Between the 5 GNSS Constellations?’ What’s The Differences Between the 5 GNSS Constellations?, 25 January 2022. </w:t>
+      </w:r>
+      <w:hyperlink r:id="rId60" w:history="1">
+        <w:r>
+          <w:rPr>
+            <w:rStyle w:val="Hyperlink"/>
+            <w:rFonts w:ascii="Garamond" w:hAnsi="Garamond"/>
+            <w:lang w:val="en-GB"/>
+          </w:rPr>
+          <w:t>https://blog.bliley.com/the-differences-between-the-5-gnss-satellite-network-constellations</w:t>
+        </w:r>
+      </w:hyperlink>
+      <w:r>
+        <w:rPr>
+          <w:rFonts w:ascii="Garamond" w:hAnsi="Garamond"/>
+          <w:lang w:val="en-GB"/>
+        </w:rPr>
+        <w:t>.</w:t>
+      </w:r>
+    </w:p>
+    <w:p>
+      <w:pPr>
+        <w:spacing w:after="160" w:line="259" w:lineRule="auto"/>
+        <w:rPr>
+          <w:rFonts w:ascii="Garamond" w:hAnsi="Garamond"/>
+          <w:lang w:val="en-GB"/>
+        </w:rPr>
+      </w:pPr>
+      <w:r>
+        <w:rPr>
+          <w:rFonts w:ascii="Garamond" w:hAnsi="Garamond"/>
+          <w:lang w:val="en-GB"/>
+        </w:rPr>
+        <w:t xml:space="preserve">Smith, Steven M., and Edward Vela. ‘Environmental Context-Dependent Memory: A Review and Meta-Analysis’. </w:t>
+      </w:r>
+      <w:r>
+        <w:rPr>
+          <w:rFonts w:ascii="Garamond" w:hAnsi="Garamond"/>
+          <w:i/>
+          <w:iCs/>
+          <w:lang w:val="en-GB"/>
+        </w:rPr>
+        <w:t>Psychonomic Bulletin &amp; Review</w:t>
+      </w:r>
+      <w:r>
+        <w:rPr>
+          <w:rFonts w:ascii="Garamond" w:hAnsi="Garamond"/>
+          <w:lang w:val="en-GB"/>
+        </w:rPr>
+        <w:t xml:space="preserve"> 8, no. 2 (2001): 203–20. </w:t>
+      </w:r>
+      <w:hyperlink r:id="rId61" w:history="1">
+        <w:r>
+          <w:rPr>
+            <w:rStyle w:val="Hyperlink"/>
+            <w:rFonts w:ascii="Garamond" w:hAnsi="Garamond"/>
+            <w:lang w:val="en-GB"/>
+          </w:rPr>
+          <w:t>https://doi.org/10.3758/BF03196157</w:t>
+        </w:r>
+      </w:hyperlink>
+      <w:r>
+        <w:rPr>
+          <w:rFonts w:ascii="Garamond" w:hAnsi="Garamond"/>
+          <w:lang w:val="en-GB"/>
+        </w:rPr>
+        <w:t>.</w:t>
+      </w:r>
+    </w:p>
+    <w:p>
+      <w:pPr>
+        <w:spacing w:after="160" w:line="259" w:lineRule="auto"/>
+        <w:rPr>
+          <w:rFonts w:ascii="Garamond" w:hAnsi="Garamond"/>
+          <w:lang w:val="en-GB"/>
+        </w:rPr>
+      </w:pPr>
+      <w:r>
+        <w:rPr>
+          <w:rFonts w:ascii="Garamond" w:hAnsi="Garamond"/>
+          <w:lang w:val="en-GB"/>
+        </w:rPr>
+        <w:t xml:space="preserve">Sophia, S., B. Maruthi Shankar, K. Akshya, AR. C. Arunachalam, V. T. Y. Avanthika, and S. Deepak. ‘Bluetooth Low Energy Based Indoor Positioning System Using ESP32’. </w:t>
+      </w:r>
+      <w:r>
+        <w:rPr>
+          <w:rFonts w:ascii="Garamond" w:hAnsi="Garamond"/>
+          <w:i/>
+          <w:iCs/>
+          <w:lang w:val="en-GB"/>
+        </w:rPr>
+        <w:t>2021 Third International Conference on Inventive Research in Computing Applications (ICIRCA)</w:t>
+      </w:r>
+      <w:r>
+        <w:rPr>
+          <w:rFonts w:ascii="Garamond" w:hAnsi="Garamond"/>
+          <w:lang w:val="en-GB"/>
+        </w:rPr>
+        <w:t xml:space="preserve">, September 2021, 1698–702. </w:t>
+      </w:r>
+      <w:hyperlink r:id="rId62" w:history="1">
+        <w:r>
+          <w:rPr>
+            <w:rStyle w:val="Hyperlink"/>
+            <w:rFonts w:ascii="Garamond" w:hAnsi="Garamond"/>
+            <w:lang w:val="en-GB"/>
+          </w:rPr>
+          <w:t>https://doi.org/10.1109/ICIRCA51532.2021.9544975</w:t>
+        </w:r>
+      </w:hyperlink>
+      <w:r>
+        <w:rPr>
+          <w:rFonts w:ascii="Garamond" w:hAnsi="Garamond"/>
+          <w:lang w:val="en-GB"/>
+        </w:rPr>
+        <w:t>.</w:t>
+      </w:r>
+    </w:p>
+    <w:p>
+      <w:pPr>
+        <w:spacing w:after="160" w:line="259" w:lineRule="auto"/>
+        <w:rPr>
+          <w:rFonts w:ascii="Garamond" w:hAnsi="Garamond"/>
+          <w:lang w:val="en-GB"/>
+        </w:rPr>
+      </w:pPr>
+      <w:r>
+        <w:rPr>
+          <w:rFonts w:ascii="Garamond" w:hAnsi="Garamond"/>
+          <w:lang w:val="en-GB"/>
+        </w:rPr>
+        <w:t xml:space="preserve">Taghipour, Hassan, Asghar Mohammadpoorasl, </w:t>
+      </w:r>
+      <w:proofErr w:type="spellStart"/>
+      <w:r>
+        <w:rPr>
+          <w:rFonts w:ascii="Garamond" w:hAnsi="Garamond"/>
+          <w:lang w:val="en-GB"/>
+        </w:rPr>
+        <w:t>Mahdihe</w:t>
+      </w:r>
+      <w:proofErr w:type="spellEnd"/>
+      <w:r>
+        <w:rPr>
+          <w:rFonts w:ascii="Garamond" w:hAnsi="Garamond"/>
+          <w:lang w:val="en-GB"/>
+        </w:rPr>
+        <w:t xml:space="preserve"> </w:t>
+      </w:r>
+      <w:proofErr w:type="spellStart"/>
+      <w:r>
+        <w:rPr>
+          <w:rFonts w:ascii="Garamond" w:hAnsi="Garamond"/>
+          <w:lang w:val="en-GB"/>
+        </w:rPr>
+        <w:t>Tarfiei</w:t>
+      </w:r>
+      <w:proofErr w:type="spellEnd"/>
+      <w:r>
+        <w:rPr>
+          <w:rFonts w:ascii="Garamond" w:hAnsi="Garamond"/>
+          <w:lang w:val="en-GB"/>
+        </w:rPr>
+        <w:t xml:space="preserve">, and Nasrin Jafari. ‘Single-Use Plastic Bags: Challenges, Consumer’s </w:t>
+      </w:r>
+      <w:proofErr w:type="spellStart"/>
+      <w:r>
+        <w:rPr>
+          <w:rFonts w:ascii="Garamond" w:hAnsi="Garamond"/>
+          <w:lang w:val="en-GB"/>
+        </w:rPr>
+        <w:t>Behavior</w:t>
+      </w:r>
+      <w:proofErr w:type="spellEnd"/>
+      <w:r>
+        <w:rPr>
+          <w:rFonts w:ascii="Garamond" w:hAnsi="Garamond"/>
+          <w:lang w:val="en-GB"/>
+        </w:rPr>
+        <w:t xml:space="preserve">, and Potential Intervention Policies’. </w:t>
+      </w:r>
+      <w:r>
+        <w:rPr>
+          <w:rFonts w:ascii="Garamond" w:hAnsi="Garamond"/>
+          <w:i/>
+          <w:iCs/>
+          <w:lang w:val="en-GB"/>
+        </w:rPr>
+        <w:t>Journal of Material Cycles and Waste Management</w:t>
+      </w:r>
+      <w:r>
+        <w:rPr>
+          <w:rFonts w:ascii="Garamond" w:hAnsi="Garamond"/>
+          <w:lang w:val="en-GB"/>
+        </w:rPr>
+        <w:t xml:space="preserve"> 25, no. 6 (2023): 3404–13. </w:t>
+      </w:r>
+      <w:hyperlink r:id="rId63" w:history="1">
+        <w:r>
+          <w:rPr>
+            <w:rStyle w:val="Hyperlink"/>
+            <w:rFonts w:ascii="Garamond" w:hAnsi="Garamond"/>
+            <w:lang w:val="en-GB"/>
+          </w:rPr>
+          <w:t>https://doi.org/10.1007/s10163-023-01763-z</w:t>
+        </w:r>
+      </w:hyperlink>
+      <w:r>
+        <w:rPr>
+          <w:rFonts w:ascii="Garamond" w:hAnsi="Garamond"/>
+          <w:lang w:val="en-GB"/>
+        </w:rPr>
+        <w:t>.</w:t>
+      </w:r>
+    </w:p>
+    <w:p>
+      <w:pPr>
+        <w:spacing w:after="160" w:line="259" w:lineRule="auto"/>
+        <w:rPr>
+          <w:rFonts w:ascii="Garamond" w:hAnsi="Garamond"/>
+          <w:lang w:val="en-GB"/>
+        </w:rPr>
+      </w:pPr>
+      <w:r>
+        <w:rPr>
+          <w:rFonts w:ascii="Garamond" w:hAnsi="Garamond"/>
+          <w:lang w:val="en-GB"/>
+        </w:rPr>
+        <w:t xml:space="preserve">Thomas, Gregory Owen, Wouter Poortinga, and Elena Sautkina. ‘The Welsh Single-Use Carrier Bag Charge and Behavioural Spillover’. </w:t>
+      </w:r>
+      <w:r>
+        <w:rPr>
+          <w:rFonts w:ascii="Garamond" w:hAnsi="Garamond"/>
+          <w:i/>
+          <w:iCs/>
+          <w:lang w:val="en-GB"/>
+        </w:rPr>
+        <w:t>Journal of Environmental Psychology</w:t>
+      </w:r>
+      <w:r>
+        <w:rPr>
+          <w:rFonts w:ascii="Garamond" w:hAnsi="Garamond"/>
+          <w:lang w:val="en-GB"/>
+        </w:rPr>
+        <w:t xml:space="preserve"> 47 (September 2016): 126–35. </w:t>
+      </w:r>
+      <w:hyperlink r:id="rId64" w:history="1">
+        <w:r>
+          <w:rPr>
+            <w:rStyle w:val="Hyperlink"/>
+            <w:rFonts w:ascii="Garamond" w:hAnsi="Garamond"/>
+            <w:lang w:val="en-GB"/>
+          </w:rPr>
+          <w:t>https://doi.org/10.1016/j.jenvp.2016.05.008</w:t>
+        </w:r>
+      </w:hyperlink>
+      <w:r>
+        <w:rPr>
+          <w:rFonts w:ascii="Garamond" w:hAnsi="Garamond"/>
+          <w:lang w:val="en-GB"/>
+        </w:rPr>
+        <w:t>.</w:t>
+      </w:r>
+    </w:p>
+    <w:p>
+      <w:pPr>
+        <w:spacing w:after="160" w:line="259" w:lineRule="auto"/>
+        <w:rPr>
+          <w:rFonts w:ascii="Garamond" w:hAnsi="Garamond"/>
+          <w:lang w:val="en-GB"/>
+        </w:rPr>
+      </w:pPr>
+      <w:r>
+        <w:rPr>
+          <w:rFonts w:ascii="Garamond" w:hAnsi="Garamond"/>
+          <w:lang w:val="en-GB"/>
+        </w:rPr>
+        <w:t xml:space="preserve">‘Tips to Reduce Your Plastic Waste | WWF’. Accessed 17 October 2025. </w:t>
+      </w:r>
+      <w:hyperlink r:id="rId65" w:history="1">
+        <w:r>
+          <w:rPr>
+            <w:rStyle w:val="Hyperlink"/>
+            <w:rFonts w:ascii="Garamond" w:hAnsi="Garamond"/>
+            <w:lang w:val="en-GB"/>
+          </w:rPr>
+          <w:t>https://www.wwf.org.uk/updates/top-tips-reduce-your-plastic-footprint</w:t>
+        </w:r>
+      </w:hyperlink>
+      <w:r>
+        <w:rPr>
+          <w:rFonts w:ascii="Garamond" w:hAnsi="Garamond"/>
+          <w:lang w:val="en-GB"/>
+        </w:rPr>
+        <w:t>.</w:t>
+      </w:r>
+    </w:p>
+    <w:p>
+      <w:pPr>
+        <w:spacing w:after="160" w:line="259" w:lineRule="auto"/>
+        <w:rPr>
+          <w:rFonts w:ascii="Garamond" w:hAnsi="Garamond"/>
+          <w:lang w:val="en-GB"/>
+        </w:rPr>
+      </w:pPr>
+      <w:r>
+        <w:rPr>
+          <w:rFonts w:ascii="Garamond" w:hAnsi="Garamond"/>
+          <w:lang w:val="en-GB"/>
+        </w:rPr>
+        <w:t>U-</w:t>
+      </w:r>
+      <w:proofErr w:type="spellStart"/>
+      <w:r>
+        <w:rPr>
+          <w:rFonts w:ascii="Garamond" w:hAnsi="Garamond"/>
+          <w:lang w:val="en-GB"/>
+        </w:rPr>
+        <w:t>Blox</w:t>
+      </w:r>
+      <w:proofErr w:type="spellEnd"/>
+      <w:r>
+        <w:rPr>
+          <w:rFonts w:ascii="Garamond" w:hAnsi="Garamond"/>
+          <w:lang w:val="en-GB"/>
+        </w:rPr>
+        <w:t xml:space="preserve">. ‘NEO-M8 Series’. 25 June 2015. </w:t>
+      </w:r>
+      <w:hyperlink r:id="rId66" w:history="1">
+        <w:r>
+          <w:rPr>
+            <w:rStyle w:val="Hyperlink"/>
+            <w:rFonts w:ascii="Garamond" w:hAnsi="Garamond"/>
+            <w:lang w:val="en-GB"/>
+          </w:rPr>
+          <w:t>https://www.u-blox.com/en/product/neo-m8-series</w:t>
+        </w:r>
+      </w:hyperlink>
+      <w:r>
+        <w:rPr>
+          <w:rFonts w:ascii="Garamond" w:hAnsi="Garamond"/>
+          <w:lang w:val="en-GB"/>
+        </w:rPr>
+        <w:t>.</w:t>
+      </w:r>
+    </w:p>
+    <w:p>
+      <w:pPr>
+        <w:spacing w:after="160" w:line="259" w:lineRule="auto"/>
+        <w:rPr>
+          <w:rFonts w:ascii="Garamond" w:hAnsi="Garamond"/>
+          <w:lang w:val="en-GB"/>
+        </w:rPr>
+      </w:pPr>
+      <w:r>
+        <w:rPr>
+          <w:rFonts w:ascii="Garamond" w:hAnsi="Garamond"/>
+          <w:lang w:val="en-GB"/>
+        </w:rPr>
+        <w:t xml:space="preserve">UN Environment Programme. ‘Plastic Pollution’. Environmental Organization. Plastic Pollution, 1 July 2025. </w:t>
+      </w:r>
+      <w:hyperlink r:id="rId67" w:history="1">
+        <w:r>
+          <w:rPr>
+            <w:rStyle w:val="Hyperlink"/>
+            <w:rFonts w:ascii="Garamond" w:hAnsi="Garamond"/>
+            <w:lang w:val="en-GB"/>
+          </w:rPr>
+          <w:t>https://www.unep.org/plastic-pollution</w:t>
+        </w:r>
+      </w:hyperlink>
+      <w:r>
+        <w:rPr>
+          <w:rFonts w:ascii="Garamond" w:hAnsi="Garamond"/>
+          <w:lang w:val="en-GB"/>
+        </w:rPr>
+        <w:t>.</w:t>
+      </w:r>
+    </w:p>
+    <w:p>
+      <w:pPr>
+        <w:spacing w:after="160" w:line="259" w:lineRule="auto"/>
+        <w:rPr>
+          <w:rFonts w:ascii="Garamond" w:hAnsi="Garamond"/>
+          <w:lang w:val="en-GB"/>
+        </w:rPr>
+      </w:pPr>
+      <w:r>
+        <w:rPr>
+          <w:rFonts w:ascii="Garamond" w:hAnsi="Garamond"/>
+          <w:lang w:val="en-GB"/>
+        </w:rPr>
+        <w:t xml:space="preserve">UNEP. ‘Drowning in Plastics – Marine Litter and Plastic Waste Vital Graphics | UNEP - UN Environment Programme’. 21 October 2021. </w:t>
+      </w:r>
+      <w:hyperlink r:id="rId68" w:history="1">
+        <w:r>
+          <w:rPr>
+            <w:rStyle w:val="Hyperlink"/>
+            <w:rFonts w:ascii="Garamond" w:hAnsi="Garamond"/>
+            <w:lang w:val="en-GB"/>
+          </w:rPr>
+          <w:t>https://www.unep.org/resources/report/drowning-plastics-marine-litter-and-plastic-waste-vital-graphics</w:t>
+        </w:r>
+      </w:hyperlink>
+      <w:r>
+        <w:rPr>
+          <w:rFonts w:ascii="Garamond" w:hAnsi="Garamond"/>
+          <w:lang w:val="en-GB"/>
+        </w:rPr>
+        <w:t>.</w:t>
+      </w:r>
+    </w:p>
+    <w:p>
+      <w:pPr>
+        <w:spacing w:after="160" w:line="259" w:lineRule="auto"/>
+        <w:rPr>
+          <w:rFonts w:ascii="Garamond" w:hAnsi="Garamond"/>
+          <w:lang w:val="en-GB"/>
+        </w:rPr>
+      </w:pPr>
+      <w:r>
+        <w:rPr>
+          <w:rFonts w:ascii="Garamond" w:hAnsi="Garamond"/>
+          <w:lang w:val="en-GB"/>
+        </w:rPr>
+        <w:t xml:space="preserve">‘Universal Asynchronous Receiver-Transmitter (UART) | Arduino Documentation’. Accessed 11 April 2026. </w:t>
+      </w:r>
+      <w:hyperlink r:id="rId69" w:history="1">
+        <w:r>
+          <w:rPr>
+            <w:rStyle w:val="Hyperlink"/>
+            <w:rFonts w:ascii="Garamond" w:hAnsi="Garamond"/>
+            <w:lang w:val="en-GB"/>
+          </w:rPr>
+          <w:t>https://docs.arduino.cc/learn/communication/uart/</w:t>
+        </w:r>
+      </w:hyperlink>
+      <w:r>
+        <w:rPr>
+          <w:rFonts w:ascii="Garamond" w:hAnsi="Garamond"/>
+          <w:lang w:val="en-GB"/>
+        </w:rPr>
+        <w:t>.</w:t>
+      </w:r>
+    </w:p>
+    <w:p>
+      <w:pPr>
+        <w:spacing w:after="160" w:line="259" w:lineRule="auto"/>
+        <w:rPr>
+          <w:rFonts w:ascii="Garamond" w:hAnsi="Garamond"/>
+          <w:lang w:val="en-GB"/>
+        </w:rPr>
+      </w:pPr>
+      <w:r>
+        <w:rPr>
+          <w:rFonts w:ascii="Garamond" w:hAnsi="Garamond"/>
+          <w:lang w:val="en-GB"/>
+        </w:rPr>
+        <w:t xml:space="preserve">Wabnitz, Colette, and Wallace J. Nichols. </w:t>
+      </w:r>
+      <w:r>
+        <w:rPr>
+          <w:rFonts w:ascii="Garamond" w:hAnsi="Garamond"/>
+          <w:i/>
+          <w:iCs/>
+          <w:lang w:val="en-GB"/>
+        </w:rPr>
+        <w:t>Editorial: Plastic Pollution: An Ocean Emergency</w:t>
+      </w:r>
+      <w:r>
+        <w:rPr>
+          <w:rFonts w:ascii="Garamond" w:hAnsi="Garamond"/>
+          <w:lang w:val="en-GB"/>
+        </w:rPr>
+        <w:t>. 2010.</w:t>
+      </w:r>
+    </w:p>
+    <w:p>
+      <w:pPr>
+        <w:spacing w:after="160" w:line="259" w:lineRule="auto"/>
+        <w:rPr>
+          <w:rFonts w:ascii="Garamond" w:hAnsi="Garamond"/>
+          <w:lang w:val="en-GB"/>
+        </w:rPr>
+      </w:pPr>
+      <w:r>
+        <w:rPr>
+          <w:rFonts w:ascii="Garamond" w:hAnsi="Garamond"/>
+          <w:lang w:val="en-GB"/>
+        </w:rPr>
+        <w:t xml:space="preserve">Wilcox, Chris, Erik Van Sebille, and Britta Denise Hardesty. ‘Threat of Plastic Pollution to Seabirds Is Global, Pervasive, and Increasing’. </w:t>
+      </w:r>
+      <w:r>
+        <w:rPr>
+          <w:rFonts w:ascii="Garamond" w:hAnsi="Garamond"/>
+          <w:i/>
+          <w:iCs/>
+          <w:lang w:val="en-GB"/>
+        </w:rPr>
+        <w:t>Proceedings of the National Academy of Sciences</w:t>
+      </w:r>
+      <w:r>
+        <w:rPr>
+          <w:rFonts w:ascii="Garamond" w:hAnsi="Garamond"/>
+          <w:lang w:val="en-GB"/>
+        </w:rPr>
+        <w:t xml:space="preserve"> 112, no. 38 (2015): 11899–904. </w:t>
+      </w:r>
+      <w:hyperlink r:id="rId70" w:history="1">
+        <w:r>
+          <w:rPr>
+            <w:rStyle w:val="Hyperlink"/>
+            <w:rFonts w:ascii="Garamond" w:hAnsi="Garamond"/>
+            <w:lang w:val="en-GB"/>
+          </w:rPr>
+          <w:t>https://doi.org/10.1073/pnas.1502108112</w:t>
+        </w:r>
+      </w:hyperlink>
+      <w:r>
+        <w:rPr>
+          <w:rFonts w:ascii="Garamond" w:hAnsi="Garamond"/>
+          <w:lang w:val="en-GB"/>
+        </w:rPr>
+        <w:t>.</w:t>
+      </w:r>
+    </w:p>
+    <w:p>
+      <w:pPr>
+        <w:spacing w:after="160" w:line="259" w:lineRule="auto"/>
+        <w:rPr>
+          <w:rFonts w:ascii="Garamond" w:hAnsi="Garamond"/>
+          <w:lang w:val="en-GB"/>
+        </w:rPr>
+      </w:pPr>
+      <w:r>
+        <w:rPr>
+          <w:rFonts w:ascii="Garamond" w:hAnsi="Garamond"/>
+          <w:lang w:val="en-GB"/>
+        </w:rPr>
+        <w:t xml:space="preserve">Wolf, Jean. ‘Defining GPS and Its Capabilities’. In </w:t>
+      </w:r>
+      <w:r>
+        <w:rPr>
+          <w:rFonts w:ascii="Garamond" w:hAnsi="Garamond"/>
+          <w:i/>
+          <w:iCs/>
+          <w:lang w:val="en-GB"/>
+        </w:rPr>
+        <w:t>Handbook of Transport Geography and Spatial Systems</w:t>
+      </w:r>
+      <w:r>
+        <w:rPr>
+          <w:rFonts w:ascii="Garamond" w:hAnsi="Garamond"/>
+          <w:lang w:val="en-GB"/>
+        </w:rPr>
+        <w:t xml:space="preserve">, vol. 5, edited by David A. </w:t>
+      </w:r>
+      <w:proofErr w:type="spellStart"/>
+      <w:r>
+        <w:rPr>
+          <w:rFonts w:ascii="Garamond" w:hAnsi="Garamond"/>
+          <w:lang w:val="en-GB"/>
+        </w:rPr>
+        <w:t>Hensher</w:t>
+      </w:r>
+      <w:proofErr w:type="spellEnd"/>
+      <w:r>
+        <w:rPr>
+          <w:rFonts w:ascii="Garamond" w:hAnsi="Garamond"/>
+          <w:lang w:val="en-GB"/>
+        </w:rPr>
+        <w:t xml:space="preserve">, Kenneth J. Button, Kingsley E. Haynes, and Peter R. Stopher. Emerald Group Publishing Limited, 2004. </w:t>
+      </w:r>
+      <w:hyperlink r:id="rId71" w:history="1">
+        <w:r>
+          <w:rPr>
+            <w:rStyle w:val="Hyperlink"/>
+            <w:rFonts w:ascii="Garamond" w:hAnsi="Garamond"/>
+            <w:lang w:val="en-GB"/>
+          </w:rPr>
+          <w:t>https://doi.org/10.1108/9781615832538-023</w:t>
+        </w:r>
+      </w:hyperlink>
+      <w:r>
+        <w:rPr>
+          <w:rFonts w:ascii="Garamond" w:hAnsi="Garamond"/>
+          <w:lang w:val="en-GB"/>
+        </w:rPr>
+        <w:t>.</w:t>
+      </w:r>
+    </w:p>
+    <w:p>
+      <w:pPr>
+        <w:spacing w:after="160" w:line="259" w:lineRule="auto"/>
+        <w:rPr>
+          <w:rFonts w:ascii="Garamond" w:hAnsi="Garamond"/>
+          <w:lang w:val="en-GB"/>
+        </w:rPr>
+      </w:pPr>
+      <w:r>
+        <w:rPr>
+          <w:rFonts w:ascii="Garamond" w:hAnsi="Garamond"/>
+          <w:lang w:val="en-GB"/>
+        </w:rPr>
+        <w:lastRenderedPageBreak/>
+        <w:t xml:space="preserve">Xanthos, Dirk, and Tony R. Walker. ‘International Policies to Reduce Plastic Marine Pollution from Single-Use Plastics (Plastic Bags and Microbeads): A Review’. </w:t>
+      </w:r>
+      <w:r>
+        <w:rPr>
+          <w:rFonts w:ascii="Garamond" w:hAnsi="Garamond"/>
+          <w:i/>
+          <w:iCs/>
+          <w:lang w:val="en-GB"/>
+        </w:rPr>
+        <w:t>Marine Pollution Bulletin</w:t>
+      </w:r>
+      <w:r>
+        <w:rPr>
+          <w:rFonts w:ascii="Garamond" w:hAnsi="Garamond"/>
+          <w:lang w:val="en-GB"/>
+        </w:rPr>
+        <w:t xml:space="preserve"> 118, no. 1 (2017): 17–26. </w:t>
+      </w:r>
+      <w:hyperlink r:id="rId72" w:history="1">
+        <w:r>
+          <w:rPr>
+            <w:rStyle w:val="Hyperlink"/>
+            <w:rFonts w:ascii="Garamond" w:hAnsi="Garamond"/>
+            <w:lang w:val="en-GB"/>
+          </w:rPr>
+          <w:t>https://doi.org/10.1016/j.marpolbul.2017.02.048</w:t>
+        </w:r>
+      </w:hyperlink>
+      <w:r>
+        <w:rPr>
+          <w:rFonts w:ascii="Garamond" w:hAnsi="Garamond"/>
+          <w:lang w:val="en-GB"/>
+        </w:rPr>
+        <w:t>.</w:t>
+      </w:r>
+    </w:p>
+    <w:p>
+      <w:pPr>
+        <w:spacing w:after="160" w:line="259" w:lineRule="auto"/>
+        <w:rPr>
+          <w:rFonts w:ascii="Garamond" w:hAnsi="Garamond"/>
+          <w:lang w:val="en-GB"/>
+        </w:rPr>
+      </w:pPr>
+      <w:proofErr w:type="spellStart"/>
+      <w:r>
+        <w:rPr>
+          <w:rFonts w:ascii="Garamond" w:hAnsi="Garamond"/>
+          <w:lang w:val="en-GB"/>
+        </w:rPr>
+        <w:t>Ystgaard</w:t>
+      </w:r>
+      <w:proofErr w:type="spellEnd"/>
+      <w:r>
+        <w:rPr>
+          <w:rFonts w:ascii="Garamond" w:hAnsi="Garamond"/>
+          <w:lang w:val="en-GB"/>
+        </w:rPr>
+        <w:t xml:space="preserve">, Kaja Fjørtoft, Luigi Atzori, David Palma, et al. ‘Review of the Theory, Principles, and Design Requirements of Human-Centric Internet of Things (IoT)’. </w:t>
+      </w:r>
+      <w:r>
+        <w:rPr>
+          <w:rFonts w:ascii="Garamond" w:hAnsi="Garamond"/>
+          <w:i/>
+          <w:iCs/>
+          <w:lang w:val="en-GB"/>
+        </w:rPr>
+        <w:t>Journal of Ambient Intelligence and Humanized Computing</w:t>
+      </w:r>
+      <w:r>
+        <w:rPr>
+          <w:rFonts w:ascii="Garamond" w:hAnsi="Garamond"/>
+          <w:lang w:val="en-GB"/>
+        </w:rPr>
+        <w:t xml:space="preserve"> 14, no. 3 (2023): 2827–59. </w:t>
+      </w:r>
+      <w:hyperlink r:id="rId73" w:history="1">
+        <w:r>
+          <w:rPr>
+            <w:rStyle w:val="Hyperlink"/>
+            <w:rFonts w:ascii="Garamond" w:hAnsi="Garamond"/>
+            <w:lang w:val="en-GB"/>
+          </w:rPr>
+          <w:t>https://doi.org/10.1007/s12652-023-04539-3</w:t>
+        </w:r>
+      </w:hyperlink>
+      <w:r>
+        <w:rPr>
+          <w:rFonts w:ascii="Garamond" w:hAnsi="Garamond"/>
+          <w:lang w:val="en-GB"/>
+        </w:rPr>
+        <w:t>.</w:t>
+      </w:r>
+    </w:p>
+    <w:p>
+      <w:pPr>
+        <w:spacing w:after="160" w:line="259" w:lineRule="auto"/>
         <w:rPr>
           <w:rFonts w:ascii="Garamond" w:hAnsi="Garamond"/>
         </w:rPr>
@@ -17266,11 +19979,24 @@
         <w:jc w:val="both"/>
         <w:rPr>
           <w:rFonts w:ascii="Garamond" w:hAnsi="Garamond"/>
-        </w:rPr>
-      </w:pPr>
+          <w:b/>
+          <w:bCs/>
+        </w:rPr>
+      </w:pPr>
+      <w:hyperlink r:id="rId74" w:history="1">
+        <w:r>
+          <w:rPr>
+            <w:rStyle w:val="Hyperlink"/>
+            <w:rFonts w:ascii="Garamond" w:hAnsi="Garamond"/>
+            <w:b/>
+            <w:bCs/>
+          </w:rPr>
+          <w:t>https://github.com/DaleNesbitt/FinalYearProject</w:t>
+        </w:r>
+      </w:hyperlink>
     </w:p>
     <w:sectPr>
-      <w:footerReference w:type="default" r:id="rId24"/>
+      <w:footerReference w:type="default" r:id="rId75"/>
       <w:pgSz w:w="11906" w:h="16838"/>
       <w:pgMar w:top="1440" w:right="1440" w:bottom="1440" w:left="1440" w:header="708" w:footer="708" w:gutter="0"/>
       <w:pgNumType w:fmt="lowerRoman" w:start="1"/>
@@ -21519,6 +24245,29 @@
       <w:iCs/>
     </w:rPr>
   </w:style>
+  <w:style w:type="paragraph" w:styleId="Bibliography">
+    <w:name w:val="Bibliography"/>
+    <w:basedOn w:val="Normal"/>
+    <w:next w:val="Normal"/>
+    <w:uiPriority w:val="37"/>
+    <w:unhideWhenUsed/>
+    <w:rsid w:val="000E6594"/>
+    <w:pPr>
+      <w:spacing w:after="240" w:line="240" w:lineRule="auto"/>
+    </w:pPr>
+  </w:style>
+  <w:style w:type="character" w:styleId="UnresolvedMention">
+    <w:name w:val="Unresolved Mention"/>
+    <w:basedOn w:val="DefaultParagraphFont"/>
+    <w:uiPriority w:val="99"/>
+    <w:semiHidden/>
+    <w:unhideWhenUsed/>
+    <w:rsid w:val="000E6594"/>
+    <w:rPr>
+      <w:color w:val="605E5C"/>
+      <w:shd w:val="clear" w:color="auto" w:fill="E1DFDD"/>
+    </w:rPr>
+  </w:style>
 </w:styles>
 </file>
 
@@ -21784,10 +24533,6 @@
 </file>
 
 <file path=customXml/item1.xml><?xml version="1.0" encoding="utf-8"?>
-<b:Sources xmlns:b="http://schemas.openxmlformats.org/officeDocument/2006/bibliography" xmlns="http://schemas.openxmlformats.org/officeDocument/2006/bibliography" SelectedStyle="\APASixthEditionOfficeOnline.xsl" StyleName="APA" Version="6"/>
-</file>
-
-<file path=customXml/item2.xml><?xml version="1.0" encoding="utf-8"?>
 <p:properties xmlns:p="http://schemas.microsoft.com/office/2006/metadata/properties" xmlns:xsi="http://www.w3.org/2001/XMLSchema-instance" xmlns:pc="http://schemas.microsoft.com/office/infopath/2007/PartnerControls">
   <documentManagement>
     <_activity xmlns="f4dcd64b-812a-41aa-8ee8-975f5f1304d4" xsi:nil="true"/>
@@ -21795,16 +24540,11 @@
 </p:properties>
 </file>
 
-<file path=customXml/item3.xml><?xml version="1.0" encoding="utf-8"?>
-<?mso-contentType ?>
-<FormTemplates xmlns="http://schemas.microsoft.com/sharepoint/v3/contenttype/forms">
-  <Display>DocumentLibraryForm</Display>
-  <Edit>DocumentLibraryForm</Edit>
-  <New>DocumentLibraryForm</New>
-</FormTemplates>
+<file path=customXml/item2.xml><?xml version="1.0" encoding="utf-8"?>
+<b:Sources xmlns:b="http://schemas.openxmlformats.org/officeDocument/2006/bibliography" xmlns="http://schemas.openxmlformats.org/officeDocument/2006/bibliography" SelectedStyle="\APASixthEditionOfficeOnline.xsl" StyleName="APA" Version="6"/>
 </file>
 
-<file path=customXml/item4.xml><?xml version="1.0" encoding="utf-8"?>
+<file path=customXml/item3.xml><?xml version="1.0" encoding="utf-8"?>
 <ct:contentTypeSchema xmlns:ct="http://schemas.microsoft.com/office/2006/metadata/contentType" xmlns:ma="http://schemas.microsoft.com/office/2006/metadata/properties/metaAttributes" ct:_="" ma:_="" ma:contentTypeName="Document" ma:contentTypeID="0x0101006EDC40BDC3F73142A5A8F1C0828A12A8" ma:contentTypeVersion="17" ma:contentTypeDescription="Create a new document." ma:contentTypeScope="" ma:versionID="e763949dddc87ebc2a72f0931ae1c7c2">
   <xsd:schema xmlns:xsd="http://www.w3.org/2001/XMLSchema" xmlns:xs="http://www.w3.org/2001/XMLSchema" xmlns:p="http://schemas.microsoft.com/office/2006/metadata/properties" xmlns:ns3="f4dcd64b-812a-41aa-8ee8-975f5f1304d4" xmlns:ns4="89b8ce3a-d08e-4d47-80a1-0f4aa5750715" targetNamespace="http://schemas.microsoft.com/office/2006/metadata/properties" ma:root="true" ma:fieldsID="800a800883edb3ad7b9f690f11436d0c" ns3:_="" ns4:_="">
     <xsd:import namespace="f4dcd64b-812a-41aa-8ee8-975f5f1304d4"/>
@@ -22049,15 +24789,16 @@
 </ct:contentTypeSchema>
 </file>
 
-<file path=customXml/itemProps1.xml><?xml version="1.0" encoding="utf-8"?>
-<ds:datastoreItem xmlns:ds="http://schemas.openxmlformats.org/officeDocument/2006/customXml" ds:itemID="{F68C4A05-336F-431D-BD20-F847672C5471}">
-  <ds:schemaRefs>
-    <ds:schemaRef ds:uri="http://schemas.openxmlformats.org/officeDocument/2006/bibliography"/>
-  </ds:schemaRefs>
-</ds:datastoreItem>
+<file path=customXml/item4.xml><?xml version="1.0" encoding="utf-8"?>
+<?mso-contentType ?>
+<FormTemplates xmlns="http://schemas.microsoft.com/sharepoint/v3/contenttype/forms">
+  <Display>DocumentLibraryForm</Display>
+  <Edit>DocumentLibraryForm</Edit>
+  <New>DocumentLibraryForm</New>
+</FormTemplates>
 </file>
 
-<file path=customXml/itemProps2.xml><?xml version="1.0" encoding="utf-8"?>
+<file path=customXml/itemProps1.xml><?xml version="1.0" encoding="utf-8"?>
 <ds:datastoreItem xmlns:ds="http://schemas.openxmlformats.org/officeDocument/2006/customXml" ds:itemID="{5AFF2EEB-A28E-4445-9AD5-9D5B40BD8990}">
   <ds:schemaRefs>
     <ds:schemaRef ds:uri="http://schemas.microsoft.com/office/2006/metadata/properties"/>
@@ -22067,15 +24808,15 @@
 </ds:datastoreItem>
 </file>
 
-<file path=customXml/itemProps3.xml><?xml version="1.0" encoding="utf-8"?>
-<ds:datastoreItem xmlns:ds="http://schemas.openxmlformats.org/officeDocument/2006/customXml" ds:itemID="{13DA8F76-6CEC-48E3-A1A4-DB1A0653E052}">
+<file path=customXml/itemProps2.xml><?xml version="1.0" encoding="utf-8"?>
+<ds:datastoreItem xmlns:ds="http://schemas.openxmlformats.org/officeDocument/2006/customXml" ds:itemID="{F68C4A05-336F-431D-BD20-F847672C5471}">
   <ds:schemaRefs>
-    <ds:schemaRef ds:uri="http://schemas.microsoft.com/sharepoint/v3/contenttype/forms"/>
+    <ds:schemaRef ds:uri="http://schemas.openxmlformats.org/officeDocument/2006/bibliography"/>
   </ds:schemaRefs>
 </ds:datastoreItem>
 </file>
 
-<file path=customXml/itemProps4.xml><?xml version="1.0" encoding="utf-8"?>
+<file path=customXml/itemProps3.xml><?xml version="1.0" encoding="utf-8"?>
 <ds:datastoreItem xmlns:ds="http://schemas.openxmlformats.org/officeDocument/2006/customXml" ds:itemID="{3A3EB03D-8B59-4676-8841-AE4C6957F57B}">
   <ds:schemaRefs>
     <ds:schemaRef ds:uri="http://schemas.microsoft.com/office/2006/metadata/contentType"/>
@@ -22094,6 +24835,14 @@
 </ds:datastoreItem>
 </file>
 
+<file path=customXml/itemProps4.xml><?xml version="1.0" encoding="utf-8"?>
+<ds:datastoreItem xmlns:ds="http://schemas.openxmlformats.org/officeDocument/2006/customXml" ds:itemID="{13DA8F76-6CEC-48E3-A1A4-DB1A0653E052}">
+  <ds:schemaRefs>
+    <ds:schemaRef ds:uri="http://schemas.microsoft.com/sharepoint/v3/contenttype/forms"/>
+  </ds:schemaRefs>
+</ds:datastoreItem>
+</file>
+
 <file path=docMetadata/LabelInfo.xml><?xml version="1.0" encoding="utf-8"?>
 <clbl:labelList xmlns:clbl="http://schemas.microsoft.com/office/2020/mipLabelMetadata">
   <clbl:label id="{47855545-00bb-4800-a65f-e79104ec0fc4}" enabled="0" method="" siteId="{47855545-00bb-4800-a65f-e79104ec0fc4}" removed="1"/>
